--- a/Screenshots.docx
+++ b/Screenshots.docx
@@ -1,19 +1,29 @@
 
 <file path=word/document.xml><?xml version="1.0" encoding="utf-8"?>
-<w:document xmlns:wpc="http://schemas.microsoft.com/office/word/2010/wordprocessingCanvas" xmlns:cx="http://schemas.microsoft.com/office/drawing/2014/chartex" xmlns:cx1="http://schemas.microsoft.com/office/drawing/2015/9/8/chartex" xmlns:cx2="http://schemas.microsoft.com/office/drawing/2015/10/21/chartex" xmlns:cx3="http://schemas.microsoft.com/office/drawing/2016/5/9/chartex" xmlns:cx4="http://schemas.microsoft.com/office/drawing/2016/5/10/chartex" xmlns:cx5="http://schemas.microsoft.com/office/drawing/2016/5/11/chartex" xmlns:cx6="http://schemas.microsoft.com/office/drawing/2016/5/12/chartex" xmlns:cx7="http://schemas.microsoft.com/office/drawing/2016/5/13/chartex" xmlns:cx8="http://schemas.microsoft.com/office/drawing/2016/5/14/chartex" xmlns:mc="http://schemas.openxmlformats.org/markup-compatibility/2006" xmlns:aink="http://schemas.microsoft.com/office/drawing/2016/ink" xmlns:am3d="http://schemas.microsoft.com/office/drawing/2017/model3d" xmlns:o="urn:schemas-microsoft-com:office:office" xmlns:oel="http://schemas.microsoft.com/office/2019/extlst" xmlns:r="http://schemas.openxmlformats.org/officeDocument/2006/relationships" xmlns:m="http://schemas.openxmlformats.org/officeDocument/2006/math" xmlns:v="urn:schemas-microsoft-com:vml" xmlns:wp14="http://schemas.microsoft.com/office/word/2010/wordprocessingDrawing" xmlns:wp="http://schemas.openxmlformats.org/drawingml/2006/wordprocessingDrawing" xmlns:w10="urn:schemas-microsoft-com:office:word" xmlns:w="http://schemas.openxmlformats.org/wordprocessingml/2006/main" xmlns:w14="http://schemas.microsoft.com/office/word/2010/wordml" xmlns:w15="http://schemas.microsoft.com/office/word/2012/wordml" xmlns:w16cex="http://schemas.microsoft.com/office/word/2018/wordml/cex" xmlns:w16cid="http://schemas.microsoft.com/office/word/2016/wordml/cid" xmlns:w16="http://schemas.microsoft.com/office/word/2018/wordml" xmlns:w16du="http://schemas.microsoft.com/office/word/2023/wordml/word16du" xmlns:w16sdtdh="http://schemas.microsoft.com/office/word/2020/wordml/sdtdatahash" xmlns:w16sdtfl="http://schemas.microsoft.com/office/word/2024/wordml/sdtformatlock" xmlns:w16se="http://schemas.microsoft.com/office/word/2015/wordml/symex" xmlns:wpg="http://schemas.microsoft.com/office/word/2010/wordprocessingGroup" xmlns:wpi="http://schemas.microsoft.com/office/word/2010/wordprocessingInk" xmlns:wne="http://schemas.microsoft.com/office/word/2006/wordml" xmlns:wps="http://schemas.microsoft.com/office/word/2010/wordprocessingShape" mc:Ignorable="w14 w15 w16se w16cid w16 w16cex w16sdtdh w16sdtfl w16du wp14">
+<w:document xmlns:o="urn:schemas-microsoft-com:office:office" xmlns:r="http://schemas.openxmlformats.org/officeDocument/2006/relationships" xmlns:v="urn:schemas-microsoft-com:vml" xmlns:w="http://schemas.openxmlformats.org/wordprocessingml/2006/main" xmlns:w10="urn:schemas-microsoft-com:office:word" xmlns:wp="http://schemas.openxmlformats.org/drawingml/2006/wordprocessingDrawing" xmlns:pic="http://schemas.openxmlformats.org/drawingml/2006/picture" xmlns:wps="http://schemas.microsoft.com/office/word/2010/wordprocessingShape" xmlns:wpg="http://schemas.microsoft.com/office/word/2010/wordprocessingGroup" xmlns:mc="http://schemas.openxmlformats.org/markup-compatibility/2006" xmlns:wp14="http://schemas.microsoft.com/office/word/2010/wordprocessingDrawing" xmlns:w14="http://schemas.microsoft.com/office/word/2010/wordml" xmlns:w15="http://schemas.microsoft.com/office/word/2012/wordml" mc:Ignorable="w14 wp14 w15">
   <w:body>
     <w:p>
-      <w:r>
+      <w:pPr>
+        <w:pStyle w:val="Normal"/>
+        <w:rPr/>
+      </w:pPr>
+      <w:r>
+        <w:rPr/>
         <w:t>Running the server (PowerShell Terminal / T1):</w:t>
       </w:r>
     </w:p>
     <w:p>
-      <w:r>
+      <w:pPr>
+        <w:pStyle w:val="Normal"/>
+        <w:rPr/>
+      </w:pPr>
+      <w:r>
+        <w:rPr/>
         <w:drawing>
-          <wp:inline distT="0" distB="0" distL="0" distR="0" wp14:anchorId="097ADAE3" wp14:editId="492BF8A0">
-            <wp:extent cx="1533739" cy="295316"/>
-            <wp:effectExtent l="0" t="0" r="9525" b="9525"/>
-            <wp:docPr id="591918045" name="Picture 1"/>
+          <wp:inline distT="0" distB="0" distL="0" distR="0">
+            <wp:extent cx="1533525" cy="295275"/>
+            <wp:effectExtent l="0" t="0" r="0" b="0"/>
+            <wp:docPr id="1" name="Picture 1"/>
             <wp:cNvGraphicFramePr>
               <a:graphicFrameLocks xmlns:a="http://schemas.openxmlformats.org/drawingml/2006/main" noChangeAspect="1"/>
             </wp:cNvGraphicFramePr>
@@ -21,8 +31,124 @@
               <a:graphicData uri="http://schemas.openxmlformats.org/drawingml/2006/picture">
                 <pic:pic xmlns:pic="http://schemas.openxmlformats.org/drawingml/2006/picture">
                   <pic:nvPicPr>
-                    <pic:cNvPr id="591918045" name=""/>
-                    <pic:cNvPicPr/>
+                    <pic:cNvPr id="1" name="Picture 1"/>
+                    <pic:cNvPicPr>
+                      <a:picLocks noChangeAspect="1" noChangeArrowheads="1"/>
+                    </pic:cNvPicPr>
+                  </pic:nvPicPr>
+                  <pic:blipFill>
+                    <a:blip r:embed="rId2"/>
+                    <a:stretch>
+                      <a:fillRect/>
+                    </a:stretch>
+                  </pic:blipFill>
+                  <pic:spPr bwMode="auto">
+                    <a:xfrm>
+                      <a:off x="0" y="0"/>
+                      <a:ext cx="1533525" cy="295275"/>
+                    </a:xfrm>
+                    <a:prstGeom prst="rect">
+                      <a:avLst/>
+                    </a:prstGeom>
+                    <a:noFill/>
+                  </pic:spPr>
+                </pic:pic>
+              </a:graphicData>
+            </a:graphic>
+          </wp:inline>
+        </w:drawing>
+      </w:r>
+    </w:p>
+    <w:p>
+      <w:pPr>
+        <w:pStyle w:val="Normal"/>
+        <w:rPr/>
+      </w:pPr>
+      <w:r>
+        <w:rPr/>
+        <w:drawing>
+          <wp:inline distT="0" distB="0" distL="0" distR="0">
+            <wp:extent cx="2923540" cy="213360"/>
+            <wp:effectExtent l="0" t="0" r="0" b="0"/>
+            <wp:docPr id="2" name="Image2"/>
+            <wp:cNvGraphicFramePr>
+              <a:graphicFrameLocks xmlns:a="http://schemas.openxmlformats.org/drawingml/2006/main" noChangeAspect="1"/>
+            </wp:cNvGraphicFramePr>
+            <a:graphic xmlns:a="http://schemas.openxmlformats.org/drawingml/2006/main">
+              <a:graphicData uri="http://schemas.openxmlformats.org/drawingml/2006/picture">
+                <pic:pic xmlns:pic="http://schemas.openxmlformats.org/drawingml/2006/picture">
+                  <pic:nvPicPr>
+                    <pic:cNvPr id="2" name="Image2"/>
+                    <pic:cNvPicPr>
+                      <a:picLocks noChangeAspect="1" noChangeArrowheads="1"/>
+                    </pic:cNvPicPr>
+                  </pic:nvPicPr>
+                  <pic:blipFill>
+                    <a:blip r:embed="rId3"/>
+                    <a:srcRect l="0" t="3052" r="0" b="10756"/>
+                    <a:stretch>
+                      <a:fillRect/>
+                    </a:stretch>
+                  </pic:blipFill>
+                  <pic:spPr bwMode="auto">
+                    <a:xfrm>
+                      <a:off x="0" y="0"/>
+                      <a:ext cx="2923540" cy="213360"/>
+                    </a:xfrm>
+                    <a:prstGeom prst="rect">
+                      <a:avLst/>
+                    </a:prstGeom>
+                    <a:noFill/>
+                  </pic:spPr>
+                </pic:pic>
+              </a:graphicData>
+            </a:graphic>
+          </wp:inline>
+        </w:drawing>
+      </w:r>
+    </w:p>
+    <w:p>
+      <w:pPr>
+        <w:pStyle w:val="Normal"/>
+        <w:rPr/>
+      </w:pPr>
+      <w:r>
+        <w:rPr/>
+      </w:r>
+    </w:p>
+    <w:p>
+      <w:pPr>
+        <w:pStyle w:val="Normal"/>
+        <w:rPr/>
+      </w:pPr>
+      <w:r>
+        <w:rPr/>
+        <w:t>Making a “curl” GET Request (Command Prompt Terminal / T2):</w:t>
+      </w:r>
+    </w:p>
+    <w:p>
+      <w:pPr>
+        <w:pStyle w:val="Normal"/>
+        <w:rPr/>
+      </w:pPr>
+      <w:r>
+        <w:rPr/>
+        <w:drawing>
+          <wp:inline distT="0" distB="0" distL="0" distR="0">
+            <wp:extent cx="5506085" cy="247650"/>
+            <wp:effectExtent l="0" t="0" r="0" b="0"/>
+            <wp:docPr id="3" name="Image3"/>
+            <wp:cNvGraphicFramePr>
+              <a:graphicFrameLocks xmlns:a="http://schemas.openxmlformats.org/drawingml/2006/main" noChangeAspect="1"/>
+            </wp:cNvGraphicFramePr>
+            <a:graphic xmlns:a="http://schemas.openxmlformats.org/drawingml/2006/main">
+              <a:graphicData uri="http://schemas.openxmlformats.org/drawingml/2006/picture">
+                <pic:pic xmlns:pic="http://schemas.openxmlformats.org/drawingml/2006/picture">
+                  <pic:nvPicPr>
+                    <pic:cNvPr id="3" name="Image3"/>
+                    <pic:cNvPicPr>
+                      <a:picLocks noChangeAspect="1" noChangeArrowheads="1"/>
+                    </pic:cNvPicPr>
                   </pic:nvPicPr>
                   <pic:blipFill>
                     <a:blip r:embed="rId4"/>
@@ -30,14 +156,15 @@
                       <a:fillRect/>
                     </a:stretch>
                   </pic:blipFill>
-                  <pic:spPr>
+                  <pic:spPr bwMode="auto">
                     <a:xfrm>
                       <a:off x="0" y="0"/>
-                      <a:ext cx="1533739" cy="295316"/>
+                      <a:ext cx="5506085" cy="247650"/>
                     </a:xfrm>
                     <a:prstGeom prst="rect">
                       <a:avLst/>
                     </a:prstGeom>
+                    <a:noFill/>
                   </pic:spPr>
                 </pic:pic>
               </a:graphicData>
@@ -47,12 +174,36 @@
       </w:r>
     </w:p>
     <w:p>
-      <w:r>
+      <w:pPr>
+        <w:pStyle w:val="Normal"/>
+        <w:rPr/>
+      </w:pPr>
+      <w:r>
+        <w:rPr/>
+      </w:r>
+    </w:p>
+    <w:p>
+      <w:pPr>
+        <w:pStyle w:val="Normal"/>
+        <w:rPr/>
+      </w:pPr>
+      <w:r>
+        <w:rPr/>
+        <w:t>T1 proxy terminal parses and displays request:</w:t>
+      </w:r>
+    </w:p>
+    <w:p>
+      <w:pPr>
+        <w:pStyle w:val="Normal"/>
+        <w:rPr/>
+      </w:pPr>
+      <w:r>
+        <w:rPr/>
         <w:drawing>
-          <wp:inline distT="0" distB="0" distL="0" distR="0" wp14:anchorId="436A7717" wp14:editId="2E024D9C">
-            <wp:extent cx="2923540" cy="213360"/>
+          <wp:inline distT="0" distB="0" distL="0" distR="0">
+            <wp:extent cx="3002280" cy="1643380"/>
             <wp:effectExtent l="0" t="0" r="0" b="0"/>
-            <wp:docPr id="473355315" name="Picture 1"/>
+            <wp:docPr id="4" name="Image4"/>
             <wp:cNvGraphicFramePr>
               <a:graphicFrameLocks xmlns:a="http://schemas.openxmlformats.org/drawingml/2006/main" noChangeAspect="1"/>
             </wp:cNvGraphicFramePr>
@@ -60,12 +211,13 @@
               <a:graphicData uri="http://schemas.openxmlformats.org/drawingml/2006/picture">
                 <pic:pic xmlns:pic="http://schemas.openxmlformats.org/drawingml/2006/picture">
                   <pic:nvPicPr>
-                    <pic:cNvPr id="473355315" name=""/>
-                    <pic:cNvPicPr/>
+                    <pic:cNvPr id="4" name="Image4"/>
+                    <pic:cNvPicPr>
+                      <a:picLocks noChangeAspect="1" noChangeArrowheads="1"/>
+                    </pic:cNvPicPr>
                   </pic:nvPicPr>
-                  <pic:blipFill rotWithShape="1">
+                  <pic:blipFill>
                     <a:blip r:embed="rId5"/>
-                    <a:srcRect t="3076" b="10750"/>
                     <a:stretch>
                       <a:fillRect/>
                     </a:stretch>
@@ -73,19 +225,12 @@
                   <pic:spPr bwMode="auto">
                     <a:xfrm>
                       <a:off x="0" y="0"/>
-                      <a:ext cx="2924583" cy="213436"/>
+                      <a:ext cx="3002280" cy="1643380"/>
                     </a:xfrm>
                     <a:prstGeom prst="rect">
                       <a:avLst/>
                     </a:prstGeom>
-                    <a:ln>
-                      <a:noFill/>
-                    </a:ln>
-                    <a:extLst>
-                      <a:ext uri="{53640926-AAD7-44D8-BBD7-CCE9431645EC}">
-                        <a14:shadowObscured xmlns:a14="http://schemas.microsoft.com/office/drawing/2010/main"/>
-                      </a:ext>
-                    </a:extLst>
+                    <a:noFill/>
                   </pic:spPr>
                 </pic:pic>
               </a:graphicData>
@@ -94,19 +239,37 @@
         </w:drawing>
       </w:r>
     </w:p>
-    <w:p/>
-    <w:p>
-      <w:r>
-        <w:t>Making a “curl” GET Request (Command Prompt Terminal / T2):</w:t>
-      </w:r>
-    </w:p>
-    <w:p>
-      <w:r>
+    <w:p>
+      <w:pPr>
+        <w:pStyle w:val="Normal"/>
+        <w:rPr/>
+      </w:pPr>
+      <w:r>
+        <w:rPr/>
+      </w:r>
+    </w:p>
+    <w:p>
+      <w:pPr>
+        <w:pStyle w:val="Normal"/>
+        <w:rPr/>
+      </w:pPr>
+      <w:r>
+        <w:rPr/>
+        <w:t>Cache checks and returns MISS:</w:t>
+      </w:r>
+    </w:p>
+    <w:p>
+      <w:pPr>
+        <w:pStyle w:val="Normal"/>
+        <w:rPr/>
+      </w:pPr>
+      <w:r>
+        <w:rPr/>
         <w:drawing>
-          <wp:inline distT="0" distB="0" distL="0" distR="0" wp14:anchorId="31AF15B7" wp14:editId="24E0DCD5">
-            <wp:extent cx="5506218" cy="247685"/>
+          <wp:inline distT="0" distB="0" distL="0" distR="0">
+            <wp:extent cx="5467985" cy="333375"/>
             <wp:effectExtent l="0" t="0" r="0" b="0"/>
-            <wp:docPr id="476752696" name="Picture 1"/>
+            <wp:docPr id="5" name="Image5"/>
             <wp:cNvGraphicFramePr>
               <a:graphicFrameLocks xmlns:a="http://schemas.openxmlformats.org/drawingml/2006/main" noChangeAspect="1"/>
             </wp:cNvGraphicFramePr>
@@ -114,8 +277,10 @@
               <a:graphicData uri="http://schemas.openxmlformats.org/drawingml/2006/picture">
                 <pic:pic xmlns:pic="http://schemas.openxmlformats.org/drawingml/2006/picture">
                   <pic:nvPicPr>
-                    <pic:cNvPr id="476752696" name=""/>
-                    <pic:cNvPicPr/>
+                    <pic:cNvPr id="5" name="Image5"/>
+                    <pic:cNvPicPr>
+                      <a:picLocks noChangeAspect="1" noChangeArrowheads="1"/>
+                    </pic:cNvPicPr>
                   </pic:nvPicPr>
                   <pic:blipFill>
                     <a:blip r:embed="rId6"/>
@@ -123,14 +288,15 @@
                       <a:fillRect/>
                     </a:stretch>
                   </pic:blipFill>
-                  <pic:spPr>
+                  <pic:spPr bwMode="auto">
                     <a:xfrm>
                       <a:off x="0" y="0"/>
-                      <a:ext cx="5506218" cy="247685"/>
+                      <a:ext cx="5467985" cy="333375"/>
                     </a:xfrm>
                     <a:prstGeom prst="rect">
                       <a:avLst/>
                     </a:prstGeom>
+                    <a:noFill/>
                   </pic:spPr>
                 </pic:pic>
               </a:graphicData>
@@ -139,19 +305,28 @@
         </w:drawing>
       </w:r>
     </w:p>
-    <w:p/>
-    <w:p>
-      <w:r>
-        <w:t>T1 proxy terminal parses and displays request:</w:t>
-      </w:r>
-    </w:p>
-    <w:p>
-      <w:r>
+    <w:p>
+      <w:pPr>
+        <w:pStyle w:val="Normal"/>
+        <w:rPr/>
+      </w:pPr>
+      <w:r>
+        <w:rPr/>
+        <w:t>Since MISS occurred, retrieve response from target server and return to client:</w:t>
+      </w:r>
+    </w:p>
+    <w:p>
+      <w:pPr>
+        <w:pStyle w:val="Normal"/>
+        <w:rPr/>
+      </w:pPr>
+      <w:r>
+        <w:rPr/>
         <w:drawing>
-          <wp:inline distT="0" distB="0" distL="0" distR="0" wp14:anchorId="4EEDA88F" wp14:editId="5819EC00">
-            <wp:extent cx="3002280" cy="1643260"/>
-            <wp:effectExtent l="0" t="0" r="7620" b="0"/>
-            <wp:docPr id="1025110124" name="Picture 1"/>
+          <wp:inline distT="0" distB="0" distL="0" distR="0">
+            <wp:extent cx="5943600" cy="644525"/>
+            <wp:effectExtent l="0" t="0" r="0" b="0"/>
+            <wp:docPr id="6" name="Image6"/>
             <wp:cNvGraphicFramePr>
               <a:graphicFrameLocks xmlns:a="http://schemas.openxmlformats.org/drawingml/2006/main" noChangeAspect="1"/>
             </wp:cNvGraphicFramePr>
@@ -159,8 +334,10 @@
               <a:graphicData uri="http://schemas.openxmlformats.org/drawingml/2006/picture">
                 <pic:pic xmlns:pic="http://schemas.openxmlformats.org/drawingml/2006/picture">
                   <pic:nvPicPr>
-                    <pic:cNvPr id="1025110124" name=""/>
-                    <pic:cNvPicPr/>
+                    <pic:cNvPr id="6" name="Image6"/>
+                    <pic:cNvPicPr>
+                      <a:picLocks noChangeAspect="1" noChangeArrowheads="1"/>
+                    </pic:cNvPicPr>
                   </pic:nvPicPr>
                   <pic:blipFill>
                     <a:blip r:embed="rId7"/>
@@ -168,14 +345,15 @@
                       <a:fillRect/>
                     </a:stretch>
                   </pic:blipFill>
-                  <pic:spPr>
+                  <pic:spPr bwMode="auto">
                     <a:xfrm>
                       <a:off x="0" y="0"/>
-                      <a:ext cx="3030038" cy="1658453"/>
+                      <a:ext cx="5943600" cy="644525"/>
                     </a:xfrm>
                     <a:prstGeom prst="rect">
                       <a:avLst/>
                     </a:prstGeom>
+                    <a:noFill/>
                   </pic:spPr>
                 </pic:pic>
               </a:graphicData>
@@ -184,19 +362,64 @@
         </w:drawing>
       </w:r>
     </w:p>
-    <w:p/>
-    <w:p>
-      <w:r>
-        <w:t>Cache checks and returns MISS:</w:t>
-      </w:r>
-    </w:p>
-    <w:p>
-      <w:r>
+    <w:p>
+      <w:pPr>
+        <w:pStyle w:val="Normal"/>
+        <w:rPr/>
+      </w:pPr>
+      <w:r>
+        <w:rPr/>
+      </w:r>
+    </w:p>
+    <w:p>
+      <w:pPr>
+        <w:pStyle w:val="Normal"/>
+        <w:rPr/>
+      </w:pPr>
+      <w:r>
+        <w:rPr/>
+      </w:r>
+    </w:p>
+    <w:p>
+      <w:pPr>
+        <w:pStyle w:val="Normal"/>
+        <w:rPr/>
+      </w:pPr>
+      <w:r>
+        <w:rPr/>
+      </w:r>
+    </w:p>
+    <w:p>
+      <w:pPr>
+        <w:pStyle w:val="Normal"/>
+        <w:rPr/>
+      </w:pPr>
+      <w:r>
+        <w:rPr/>
+      </w:r>
+    </w:p>
+    <w:p>
+      <w:pPr>
+        <w:pStyle w:val="Normal"/>
+        <w:rPr/>
+      </w:pPr>
+      <w:r>
+        <w:rPr/>
+        <w:t>Display basic response parameters:</w:t>
+      </w:r>
+    </w:p>
+    <w:p>
+      <w:pPr>
+        <w:pStyle w:val="Normal"/>
+        <w:rPr/>
+      </w:pPr>
+      <w:r>
+        <w:rPr/>
         <w:drawing>
-          <wp:inline distT="0" distB="0" distL="0" distR="0" wp14:anchorId="7B227D04" wp14:editId="7522E967">
-            <wp:extent cx="5468113" cy="333422"/>
-            <wp:effectExtent l="0" t="0" r="0" b="9525"/>
-            <wp:docPr id="489313278" name="Picture 1"/>
+          <wp:inline distT="0" distB="0" distL="0" distR="0">
+            <wp:extent cx="3277235" cy="1104900"/>
+            <wp:effectExtent l="0" t="0" r="0" b="0"/>
+            <wp:docPr id="7" name="Image7"/>
             <wp:cNvGraphicFramePr>
               <a:graphicFrameLocks xmlns:a="http://schemas.openxmlformats.org/drawingml/2006/main" noChangeAspect="1"/>
             </wp:cNvGraphicFramePr>
@@ -204,8 +427,10 @@
               <a:graphicData uri="http://schemas.openxmlformats.org/drawingml/2006/picture">
                 <pic:pic xmlns:pic="http://schemas.openxmlformats.org/drawingml/2006/picture">
                   <pic:nvPicPr>
-                    <pic:cNvPr id="489313278" name=""/>
-                    <pic:cNvPicPr/>
+                    <pic:cNvPr id="7" name="Image7"/>
+                    <pic:cNvPicPr>
+                      <a:picLocks noChangeAspect="1" noChangeArrowheads="1"/>
+                    </pic:cNvPicPr>
                   </pic:nvPicPr>
                   <pic:blipFill>
                     <a:blip r:embed="rId8"/>
@@ -213,14 +438,15 @@
                       <a:fillRect/>
                     </a:stretch>
                   </pic:blipFill>
-                  <pic:spPr>
+                  <pic:spPr bwMode="auto">
                     <a:xfrm>
                       <a:off x="0" y="0"/>
-                      <a:ext cx="5468113" cy="333422"/>
+                      <a:ext cx="3277235" cy="1104900"/>
                     </a:xfrm>
                     <a:prstGeom prst="rect">
                       <a:avLst/>
                     </a:prstGeom>
+                    <a:noFill/>
                   </pic:spPr>
                 </pic:pic>
               </a:graphicData>
@@ -230,17 +456,36 @@
       </w:r>
     </w:p>
     <w:p>
-      <w:r>
-        <w:t>Since MISS occurred, retrieve response from target server and return to client:</w:t>
-      </w:r>
-    </w:p>
-    <w:p>
-      <w:r>
+      <w:pPr>
+        <w:pStyle w:val="Normal"/>
+        <w:rPr/>
+      </w:pPr>
+      <w:r>
+        <w:rPr/>
+      </w:r>
+    </w:p>
+    <w:p>
+      <w:pPr>
+        <w:pStyle w:val="Normal"/>
+        <w:rPr/>
+      </w:pPr>
+      <w:r>
+        <w:rPr/>
+        <w:t>Curl (T2) logs:</w:t>
+      </w:r>
+    </w:p>
+    <w:p>
+      <w:pPr>
+        <w:pStyle w:val="Normal"/>
+        <w:rPr/>
+      </w:pPr>
+      <w:r>
+        <w:rPr/>
         <w:drawing>
-          <wp:inline distT="0" distB="0" distL="0" distR="0" wp14:anchorId="6B33DE29" wp14:editId="3D96D0E9">
-            <wp:extent cx="5943600" cy="644525"/>
-            <wp:effectExtent l="0" t="0" r="0" b="3175"/>
-            <wp:docPr id="594586854" name="Picture 1"/>
+          <wp:inline distT="0" distB="0" distL="0" distR="0">
+            <wp:extent cx="3933190" cy="2255520"/>
+            <wp:effectExtent l="0" t="0" r="0" b="0"/>
+            <wp:docPr id="8" name="Image8"/>
             <wp:cNvGraphicFramePr>
               <a:graphicFrameLocks xmlns:a="http://schemas.openxmlformats.org/drawingml/2006/main" noChangeAspect="1"/>
             </wp:cNvGraphicFramePr>
@@ -248,8 +493,10 @@
               <a:graphicData uri="http://schemas.openxmlformats.org/drawingml/2006/picture">
                 <pic:pic xmlns:pic="http://schemas.openxmlformats.org/drawingml/2006/picture">
                   <pic:nvPicPr>
-                    <pic:cNvPr id="594586854" name=""/>
-                    <pic:cNvPicPr/>
+                    <pic:cNvPr id="8" name="Image8"/>
+                    <pic:cNvPicPr>
+                      <a:picLocks noChangeAspect="1" noChangeArrowheads="1"/>
+                    </pic:cNvPicPr>
                   </pic:nvPicPr>
                   <pic:blipFill>
                     <a:blip r:embed="rId9"/>
@@ -257,14 +504,15 @@
                       <a:fillRect/>
                     </a:stretch>
                   </pic:blipFill>
-                  <pic:spPr>
+                  <pic:spPr bwMode="auto">
                     <a:xfrm>
                       <a:off x="0" y="0"/>
-                      <a:ext cx="5943600" cy="644525"/>
+                      <a:ext cx="3933190" cy="2255520"/>
                     </a:xfrm>
                     <a:prstGeom prst="rect">
                       <a:avLst/>
                     </a:prstGeom>
+                    <a:noFill/>
                   </pic:spPr>
                 </pic:pic>
               </a:graphicData>
@@ -274,17 +522,17 @@
       </w:r>
     </w:p>
     <w:p>
-      <w:r>
-        <w:t>Display basic response parameters:</w:t>
-      </w:r>
-    </w:p>
-    <w:p>
-      <w:r>
+      <w:pPr>
+        <w:pStyle w:val="Normal"/>
+        <w:rPr/>
+      </w:pPr>
+      <w:r>
+        <w:rPr/>
         <w:drawing>
-          <wp:inline distT="0" distB="0" distL="0" distR="0" wp14:anchorId="733F7B5F" wp14:editId="656CDF33">
-            <wp:extent cx="3277057" cy="1105054"/>
+          <wp:inline distT="0" distB="0" distL="0" distR="0">
+            <wp:extent cx="3932555" cy="2032000"/>
             <wp:effectExtent l="0" t="0" r="0" b="0"/>
-            <wp:docPr id="1786973607" name="Picture 1"/>
+            <wp:docPr id="9" name="Image9"/>
             <wp:cNvGraphicFramePr>
               <a:graphicFrameLocks xmlns:a="http://schemas.openxmlformats.org/drawingml/2006/main" noChangeAspect="1"/>
             </wp:cNvGraphicFramePr>
@@ -292,8 +540,10 @@
               <a:graphicData uri="http://schemas.openxmlformats.org/drawingml/2006/picture">
                 <pic:pic xmlns:pic="http://schemas.openxmlformats.org/drawingml/2006/picture">
                   <pic:nvPicPr>
-                    <pic:cNvPr id="1786973607" name=""/>
-                    <pic:cNvPicPr/>
+                    <pic:cNvPr id="9" name="Image9"/>
+                    <pic:cNvPicPr>
+                      <a:picLocks noChangeAspect="1" noChangeArrowheads="1"/>
+                    </pic:cNvPicPr>
                   </pic:nvPicPr>
                   <pic:blipFill>
                     <a:blip r:embed="rId10"/>
@@ -301,14 +551,15 @@
                       <a:fillRect/>
                     </a:stretch>
                   </pic:blipFill>
-                  <pic:spPr>
+                  <pic:spPr bwMode="auto">
                     <a:xfrm>
                       <a:off x="0" y="0"/>
-                      <a:ext cx="3277057" cy="1105054"/>
+                      <a:ext cx="3932555" cy="2032000"/>
                     </a:xfrm>
                     <a:prstGeom prst="rect">
                       <a:avLst/>
                     </a:prstGeom>
+                    <a:noFill/>
                   </pic:spPr>
                 </pic:pic>
               </a:graphicData>
@@ -318,18 +569,109 @@
       </w:r>
     </w:p>
     <w:p>
-      <w:r>
-        <w:lastRenderedPageBreak/>
-        <w:t>Curl (T2) logs:</w:t>
-      </w:r>
-    </w:p>
-    <w:p>
-      <w:r>
+      <w:pPr>
+        <w:pStyle w:val="Normal"/>
+        <w:rPr/>
+      </w:pPr>
+      <w:r>
+        <w:rPr/>
+      </w:r>
+    </w:p>
+    <w:p>
+      <w:pPr>
+        <w:pStyle w:val="Normal"/>
+        <w:rPr/>
+      </w:pPr>
+      <w:r>
+        <w:rPr/>
+      </w:r>
+    </w:p>
+    <w:p>
+      <w:pPr>
+        <w:pStyle w:val="Normal"/>
+        <w:rPr/>
+      </w:pPr>
+      <w:r>
+        <w:rPr/>
+      </w:r>
+    </w:p>
+    <w:p>
+      <w:pPr>
+        <w:pStyle w:val="Normal"/>
+        <w:rPr/>
+      </w:pPr>
+      <w:r>
+        <w:rPr/>
+      </w:r>
+    </w:p>
+    <w:p>
+      <w:pPr>
+        <w:pStyle w:val="Normal"/>
+        <w:rPr/>
+      </w:pPr>
+      <w:r>
+        <w:rPr/>
+        <w:t>Then display the actual response body:</w:t>
+      </w:r>
+    </w:p>
+    <w:p>
+      <w:pPr>
+        <w:pStyle w:val="Normal"/>
+        <w:rPr>
+          <w:color w:themeColor="background1" w:val="FFFFFF"/>
+          <w:sz w:val="20"/>
+          <w:szCs w:val="20"/>
+        </w:rPr>
+      </w:pPr>
+      <w:r>
+        <w:rPr>
+          <w:color w:themeColor="background1" w:val="FFFFFF"/>
+          <w:sz w:val="20"/>
+          <w:szCs w:val="20"/>
+          <w:highlight w:val="black"/>
+        </w:rPr>
+        <w:t>&lt;!doctype html&gt;&lt;html lang="en"&gt;&lt;head&gt;&lt;title&gt;Example Domain&lt;/title&gt;&lt;meta name="viewport" content="width=device-width, initial-scale=1"&gt;&lt;style&gt;body{background:#eee;width:60vw;margin:15vh auto;font-family:system-ui,sans-serif}h1{font-size:1.5em}div{opacity:0.8}a:link,a:visited{color:#348}&lt;/style&gt;&lt;/head&gt;&lt;body&gt;&lt;div&gt;&lt;h1&gt;Example Domain&lt;/h1&gt;&lt;p&gt;This domain is for use in documentation examples without needing permission. Avoid use in operations.&lt;/p&gt;&lt;p&gt;&lt;a href="https://iana.org/domains/example"&gt;Learn more&lt;/a&gt;&lt;/p&gt;&lt;/div&gt;&lt;/body&gt;&lt;/html&gt;</w:t>
+      </w:r>
+    </w:p>
+    <w:p>
+      <w:pPr>
+        <w:pStyle w:val="Normal"/>
+        <w:rPr>
+          <w:color w:themeColor="background1" w:val="FFFFFF"/>
+          <w:sz w:val="20"/>
+          <w:szCs w:val="20"/>
+        </w:rPr>
+      </w:pPr>
+      <w:r>
+        <w:rPr>
+          <w:color w:themeColor="background1" w:val="FFFFFF"/>
+          <w:sz w:val="20"/>
+          <w:szCs w:val="20"/>
+        </w:rPr>
+      </w:r>
+    </w:p>
+    <w:p>
+      <w:pPr>
+        <w:pStyle w:val="Normal"/>
+        <w:rPr/>
+      </w:pPr>
+      <w:r>
+        <w:rPr/>
+        <w:t>Connection then shuts down (curl specific behavior):</w:t>
+      </w:r>
+    </w:p>
+    <w:p>
+      <w:pPr>
+        <w:pStyle w:val="Normal"/>
+        <w:rPr/>
+      </w:pPr>
+      <w:r>
+        <w:rPr/>
         <w:drawing>
-          <wp:inline distT="0" distB="0" distL="0" distR="0" wp14:anchorId="5D242CA2" wp14:editId="29391B62">
-            <wp:extent cx="3932910" cy="2255520"/>
+          <wp:inline distT="0" distB="0" distL="0" distR="0">
+            <wp:extent cx="2924810" cy="219075"/>
             <wp:effectExtent l="0" t="0" r="0" b="0"/>
-            <wp:docPr id="1437135258" name="Picture 1"/>
+            <wp:docPr id="10" name="Image10"/>
             <wp:cNvGraphicFramePr>
               <a:graphicFrameLocks xmlns:a="http://schemas.openxmlformats.org/drawingml/2006/main" noChangeAspect="1"/>
             </wp:cNvGraphicFramePr>
@@ -337,8 +679,10 @@
               <a:graphicData uri="http://schemas.openxmlformats.org/drawingml/2006/picture">
                 <pic:pic xmlns:pic="http://schemas.openxmlformats.org/drawingml/2006/picture">
                   <pic:nvPicPr>
-                    <pic:cNvPr id="1437135258" name=""/>
-                    <pic:cNvPicPr/>
+                    <pic:cNvPr id="10" name="Image10"/>
+                    <pic:cNvPicPr>
+                      <a:picLocks noChangeAspect="1" noChangeArrowheads="1"/>
+                    </pic:cNvPicPr>
                   </pic:nvPicPr>
                   <pic:blipFill>
                     <a:blip r:embed="rId11"/>
@@ -346,14 +690,15 @@
                       <a:fillRect/>
                     </a:stretch>
                   </pic:blipFill>
-                  <pic:spPr>
+                  <pic:spPr bwMode="auto">
                     <a:xfrm>
                       <a:off x="0" y="0"/>
-                      <a:ext cx="3937825" cy="2258339"/>
+                      <a:ext cx="2924810" cy="219075"/>
                     </a:xfrm>
                     <a:prstGeom prst="rect">
                       <a:avLst/>
                     </a:prstGeom>
+                    <a:noFill/>
                   </pic:spPr>
                 </pic:pic>
               </a:graphicData>
@@ -363,12 +708,36 @@
       </w:r>
     </w:p>
     <w:p>
-      <w:r>
+      <w:pPr>
+        <w:pStyle w:val="Normal"/>
+        <w:rPr/>
+      </w:pPr>
+      <w:r>
+        <w:rPr/>
+      </w:r>
+    </w:p>
+    <w:p>
+      <w:pPr>
+        <w:pStyle w:val="Normal"/>
+        <w:rPr/>
+      </w:pPr>
+      <w:r>
+        <w:rPr/>
+        <w:t>Proxy (T1) terminal then displays cache statistics:</w:t>
+      </w:r>
+    </w:p>
+    <w:p>
+      <w:pPr>
+        <w:pStyle w:val="Normal"/>
+        <w:rPr/>
+      </w:pPr>
+      <w:r>
+        <w:rPr/>
         <w:drawing>
-          <wp:inline distT="0" distB="0" distL="0" distR="0" wp14:anchorId="02600E00" wp14:editId="083AD152">
-            <wp:extent cx="3932555" cy="2031821"/>
-            <wp:effectExtent l="0" t="0" r="0" b="6985"/>
-            <wp:docPr id="383094189" name="Picture 1"/>
+          <wp:inline distT="0" distB="0" distL="0" distR="0">
+            <wp:extent cx="3315335" cy="2276475"/>
+            <wp:effectExtent l="0" t="0" r="0" b="0"/>
+            <wp:docPr id="11" name="Image11"/>
             <wp:cNvGraphicFramePr>
               <a:graphicFrameLocks xmlns:a="http://schemas.openxmlformats.org/drawingml/2006/main" noChangeAspect="1"/>
             </wp:cNvGraphicFramePr>
@@ -376,8 +745,10 @@
               <a:graphicData uri="http://schemas.openxmlformats.org/drawingml/2006/picture">
                 <pic:pic xmlns:pic="http://schemas.openxmlformats.org/drawingml/2006/picture">
                   <pic:nvPicPr>
-                    <pic:cNvPr id="383094189" name=""/>
-                    <pic:cNvPicPr/>
+                    <pic:cNvPr id="11" name="Image11"/>
+                    <pic:cNvPicPr>
+                      <a:picLocks noChangeAspect="1" noChangeArrowheads="1"/>
+                    </pic:cNvPicPr>
                   </pic:nvPicPr>
                   <pic:blipFill>
                     <a:blip r:embed="rId12"/>
@@ -385,14 +756,15 @@
                       <a:fillRect/>
                     </a:stretch>
                   </pic:blipFill>
-                  <pic:spPr>
+                  <pic:spPr bwMode="auto">
                     <a:xfrm>
                       <a:off x="0" y="0"/>
-                      <a:ext cx="3943603" cy="2037529"/>
+                      <a:ext cx="3315335" cy="2276475"/>
                     </a:xfrm>
                     <a:prstGeom prst="rect">
                       <a:avLst/>
                     </a:prstGeom>
+                    <a:noFill/>
                   </pic:spPr>
                 </pic:pic>
               </a:graphicData>
@@ -401,91 +773,37 @@
         </w:drawing>
       </w:r>
     </w:p>
-    <w:p/>
-    <w:p>
-      <w:r>
-        <w:t>Then display the actual response body:</w:t>
-      </w:r>
-    </w:p>
-    <w:p>
-      <w:pPr>
-        <w:rPr>
-          <w:color w:val="FFFFFF" w:themeColor="background1"/>
-          <w:sz w:val="20"/>
-          <w:szCs w:val="20"/>
-        </w:rPr>
-      </w:pPr>
-      <w:r>
-        <w:rPr>
-          <w:color w:val="FFFFFF" w:themeColor="background1"/>
-          <w:sz w:val="20"/>
-          <w:szCs w:val="20"/>
-          <w:highlight w:val="black"/>
-        </w:rPr>
-        <w:t>&lt;!doctype html&gt;&lt;html lang="</w:t>
-      </w:r>
-      <w:proofErr w:type="spellStart"/>
-      <w:r>
-        <w:rPr>
-          <w:color w:val="FFFFFF" w:themeColor="background1"/>
-          <w:sz w:val="20"/>
-          <w:szCs w:val="20"/>
-          <w:highlight w:val="black"/>
-        </w:rPr>
-        <w:t>en</w:t>
-      </w:r>
-      <w:proofErr w:type="spellEnd"/>
-      <w:r>
-        <w:rPr>
-          <w:color w:val="FFFFFF" w:themeColor="background1"/>
-          <w:sz w:val="20"/>
-          <w:szCs w:val="20"/>
-          <w:highlight w:val="black"/>
-        </w:rPr>
-        <w:t xml:space="preserve">"&gt;&lt;head&gt;&lt;title&gt;Example Domain&lt;/title&gt;&lt;meta name="viewport" content="width=device-width, initial-scale=1"&gt;&lt;style&gt;body{background:#eee;width:60vw;margin:15vh auto;font-family:system-ui,sans-serif}h1{font-size:1.5em}div{opacity:0.8}a:link,a:visited{color:#348}&lt;/style&gt;&lt;/head&gt;&lt;body&gt;&lt;div&gt;&lt;h1&gt;Example Domain&lt;/h1&gt;&lt;p&gt;This domain is for use in documentation examples without needing permission. Avoid use in operations.&lt;/p&gt;&lt;p&gt;&lt;a </w:t>
-      </w:r>
-      <w:proofErr w:type="spellStart"/>
-      <w:r>
-        <w:rPr>
-          <w:color w:val="FFFFFF" w:themeColor="background1"/>
-          <w:sz w:val="20"/>
-          <w:szCs w:val="20"/>
-          <w:highlight w:val="black"/>
-        </w:rPr>
-        <w:t>href</w:t>
-      </w:r>
-      <w:proofErr w:type="spellEnd"/>
-      <w:r>
-        <w:rPr>
-          <w:color w:val="FFFFFF" w:themeColor="background1"/>
-          <w:sz w:val="20"/>
-          <w:szCs w:val="20"/>
-          <w:highlight w:val="black"/>
-        </w:rPr>
-        <w:t>="https://iana.org/domains/example"&gt;Learn more&lt;/a&gt;&lt;/p&gt;&lt;/div&gt;&lt;/body&gt;&lt;/html&gt;</w:t>
-      </w:r>
-    </w:p>
-    <w:p>
-      <w:pPr>
-        <w:rPr>
-          <w:color w:val="FFFFFF" w:themeColor="background1"/>
-          <w:sz w:val="20"/>
-          <w:szCs w:val="20"/>
-        </w:rPr>
-      </w:pPr>
-    </w:p>
-    <w:p>
-      <w:r>
-        <w:t>Connection then shuts down (curl specific behavior):</w:t>
-      </w:r>
-    </w:p>
-    <w:p>
-      <w:r>
+    <w:p>
+      <w:pPr>
+        <w:pStyle w:val="Normal"/>
+        <w:rPr/>
+      </w:pPr>
+      <w:r>
+        <w:rPr/>
+      </w:r>
+    </w:p>
+    <w:p>
+      <w:pPr>
+        <w:pStyle w:val="Normal"/>
+        <w:rPr/>
+      </w:pPr>
+      <w:r>
+        <w:rPr/>
+        <w:t>Calling the same request again after 60 seconds results in the expiration logs:</w:t>
+      </w:r>
+    </w:p>
+    <w:p>
+      <w:pPr>
+        <w:pStyle w:val="Normal"/>
+        <w:rPr/>
+      </w:pPr>
+      <w:r>
+        <w:rPr/>
         <w:drawing>
-          <wp:inline distT="0" distB="0" distL="0" distR="0" wp14:anchorId="1FBBB8F3" wp14:editId="7FB30123">
-            <wp:extent cx="2924583" cy="219106"/>
-            <wp:effectExtent l="0" t="0" r="0" b="9525"/>
-            <wp:docPr id="239985212" name="Picture 1"/>
+          <wp:inline distT="0" distB="0" distL="0" distR="0">
+            <wp:extent cx="5943600" cy="269875"/>
+            <wp:effectExtent l="0" t="0" r="0" b="0"/>
+            <wp:docPr id="12" name="Image12"/>
             <wp:cNvGraphicFramePr>
               <a:graphicFrameLocks xmlns:a="http://schemas.openxmlformats.org/drawingml/2006/main" noChangeAspect="1"/>
             </wp:cNvGraphicFramePr>
@@ -493,8 +811,10 @@
               <a:graphicData uri="http://schemas.openxmlformats.org/drawingml/2006/picture">
                 <pic:pic xmlns:pic="http://schemas.openxmlformats.org/drawingml/2006/picture">
                   <pic:nvPicPr>
-                    <pic:cNvPr id="239985212" name=""/>
-                    <pic:cNvPicPr/>
+                    <pic:cNvPr id="12" name="Image12"/>
+                    <pic:cNvPicPr>
+                      <a:picLocks noChangeAspect="1" noChangeArrowheads="1"/>
+                    </pic:cNvPicPr>
                   </pic:nvPicPr>
                   <pic:blipFill>
                     <a:blip r:embed="rId13"/>
@@ -502,14 +822,15 @@
                       <a:fillRect/>
                     </a:stretch>
                   </pic:blipFill>
-                  <pic:spPr>
+                  <pic:spPr bwMode="auto">
                     <a:xfrm>
                       <a:off x="0" y="0"/>
-                      <a:ext cx="2924583" cy="219106"/>
+                      <a:ext cx="5943600" cy="269875"/>
                     </a:xfrm>
                     <a:prstGeom prst="rect">
                       <a:avLst/>
                     </a:prstGeom>
+                    <a:noFill/>
                   </pic:spPr>
                 </pic:pic>
               </a:graphicData>
@@ -518,21 +839,47 @@
         </w:drawing>
       </w:r>
     </w:p>
-    <w:p/>
-    <w:p/>
-    <w:p>
-      <w:r>
-        <w:lastRenderedPageBreak/>
-        <w:t>Proxy (T1) terminal then displays cache statistics:</w:t>
-      </w:r>
-    </w:p>
-    <w:p>
-      <w:r>
+    <w:p>
+      <w:pPr>
+        <w:pStyle w:val="Normal"/>
+        <w:rPr/>
+      </w:pPr>
+      <w:r>
+        <w:rPr/>
+        <w:t>Then it’s fetched again from the target server with the same behavior as a cache MISS.</w:t>
+      </w:r>
+    </w:p>
+    <w:p>
+      <w:pPr>
+        <w:pStyle w:val="Normal"/>
+        <w:rPr/>
+      </w:pPr>
+      <w:r>
+        <w:rPr/>
+      </w:r>
+    </w:p>
+    <w:p>
+      <w:pPr>
+        <w:pStyle w:val="Normal"/>
+        <w:rPr/>
+      </w:pPr>
+      <w:r>
+        <w:rPr/>
+        <w:t>In case of HIT, simply logs it and doesn’t fetch it from target server:</w:t>
+      </w:r>
+    </w:p>
+    <w:p>
+      <w:pPr>
+        <w:pStyle w:val="Normal"/>
+        <w:rPr/>
+      </w:pPr>
+      <w:r>
+        <w:rPr/>
         <w:drawing>
-          <wp:inline distT="0" distB="0" distL="0" distR="0" wp14:anchorId="24976C09" wp14:editId="60184BD1">
-            <wp:extent cx="3315163" cy="2276793"/>
-            <wp:effectExtent l="0" t="0" r="0" b="9525"/>
-            <wp:docPr id="948590791" name="Picture 1"/>
+          <wp:inline distT="0" distB="0" distL="0" distR="0">
+            <wp:extent cx="5410835" cy="419100"/>
+            <wp:effectExtent l="0" t="0" r="0" b="0"/>
+            <wp:docPr id="13" name="Image13"/>
             <wp:cNvGraphicFramePr>
               <a:graphicFrameLocks xmlns:a="http://schemas.openxmlformats.org/drawingml/2006/main" noChangeAspect="1"/>
             </wp:cNvGraphicFramePr>
@@ -540,8 +887,10 @@
               <a:graphicData uri="http://schemas.openxmlformats.org/drawingml/2006/picture">
                 <pic:pic xmlns:pic="http://schemas.openxmlformats.org/drawingml/2006/picture">
                   <pic:nvPicPr>
-                    <pic:cNvPr id="948590791" name=""/>
-                    <pic:cNvPicPr/>
+                    <pic:cNvPr id="13" name="Image13"/>
+                    <pic:cNvPicPr>
+                      <a:picLocks noChangeAspect="1" noChangeArrowheads="1"/>
+                    </pic:cNvPicPr>
                   </pic:nvPicPr>
                   <pic:blipFill>
                     <a:blip r:embed="rId14"/>
@@ -549,14 +898,15 @@
                       <a:fillRect/>
                     </a:stretch>
                   </pic:blipFill>
-                  <pic:spPr>
+                  <pic:spPr bwMode="auto">
                     <a:xfrm>
                       <a:off x="0" y="0"/>
-                      <a:ext cx="3315163" cy="2276793"/>
+                      <a:ext cx="5410835" cy="419100"/>
                     </a:xfrm>
                     <a:prstGeom prst="rect">
                       <a:avLst/>
                     </a:prstGeom>
+                    <a:noFill/>
                   </pic:spPr>
                 </pic:pic>
               </a:graphicData>
@@ -566,17 +916,36 @@
       </w:r>
     </w:p>
     <w:p>
-      <w:r>
-        <w:t>Calling the same request again after 60 seconds results in the expiration logs:</w:t>
-      </w:r>
-    </w:p>
-    <w:p>
-      <w:r>
+      <w:pPr>
+        <w:pStyle w:val="Normal"/>
+        <w:rPr/>
+      </w:pPr>
+      <w:r>
+        <w:rPr/>
+      </w:r>
+    </w:p>
+    <w:p>
+      <w:pPr>
+        <w:pStyle w:val="Normal"/>
+        <w:rPr/>
+      </w:pPr>
+      <w:r>
+        <w:rPr/>
+        <w:t>Finally, display performance summary:</w:t>
+      </w:r>
+    </w:p>
+    <w:p>
+      <w:pPr>
+        <w:pStyle w:val="Normal"/>
+        <w:rPr/>
+      </w:pPr>
+      <w:r>
+        <w:rPr/>
         <w:drawing>
-          <wp:inline distT="0" distB="0" distL="0" distR="0" wp14:anchorId="4DE245B5" wp14:editId="6DDBBED2">
-            <wp:extent cx="5943600" cy="269875"/>
+          <wp:inline distT="0" distB="0" distL="0" distR="0">
+            <wp:extent cx="3696335" cy="2228850"/>
             <wp:effectExtent l="0" t="0" r="0" b="0"/>
-            <wp:docPr id="1913169404" name="Picture 1"/>
+            <wp:docPr id="14" name="Image14"/>
             <wp:cNvGraphicFramePr>
               <a:graphicFrameLocks xmlns:a="http://schemas.openxmlformats.org/drawingml/2006/main" noChangeAspect="1"/>
             </wp:cNvGraphicFramePr>
@@ -584,8 +953,10 @@
               <a:graphicData uri="http://schemas.openxmlformats.org/drawingml/2006/picture">
                 <pic:pic xmlns:pic="http://schemas.openxmlformats.org/drawingml/2006/picture">
                   <pic:nvPicPr>
-                    <pic:cNvPr id="1913169404" name=""/>
-                    <pic:cNvPicPr/>
+                    <pic:cNvPr id="14" name="Image14"/>
+                    <pic:cNvPicPr>
+                      <a:picLocks noChangeAspect="1" noChangeArrowheads="1"/>
+                    </pic:cNvPicPr>
                   </pic:nvPicPr>
                   <pic:blipFill>
                     <a:blip r:embed="rId15"/>
@@ -593,14 +964,15 @@
                       <a:fillRect/>
                     </a:stretch>
                   </pic:blipFill>
-                  <pic:spPr>
+                  <pic:spPr bwMode="auto">
                     <a:xfrm>
                       <a:off x="0" y="0"/>
-                      <a:ext cx="5943600" cy="269875"/>
+                      <a:ext cx="3696335" cy="2228850"/>
                     </a:xfrm>
                     <a:prstGeom prst="rect">
                       <a:avLst/>
                     </a:prstGeom>
+                    <a:noFill/>
                   </pic:spPr>
                 </pic:pic>
               </a:graphicData>
@@ -610,29 +982,36 @@
       </w:r>
     </w:p>
     <w:p>
-      <w:r>
-        <w:t xml:space="preserve">Then it’s fetched again </w:t>
-      </w:r>
-      <w:r>
-        <w:t xml:space="preserve">from the target server </w:t>
-      </w:r>
-      <w:r>
-        <w:t>with the same behavior as a cache MISS.</w:t>
-      </w:r>
-    </w:p>
-    <w:p/>
-    <w:p>
-      <w:r>
-        <w:t>In case of HIT, simply logs it and doesn’t fetch it from target server:</w:t>
-      </w:r>
-    </w:p>
-    <w:p>
-      <w:r>
+      <w:pPr>
+        <w:pStyle w:val="Normal"/>
+        <w:rPr/>
+      </w:pPr>
+      <w:r>
+        <w:rPr/>
+      </w:r>
+    </w:p>
+    <w:p>
+      <w:pPr>
+        <w:pStyle w:val="Normal"/>
+        <w:rPr/>
+      </w:pPr>
+      <w:r>
+        <w:rPr/>
+        <w:t>In case of blocked IP Address:</w:t>
+      </w:r>
+    </w:p>
+    <w:p>
+      <w:pPr>
+        <w:pStyle w:val="Normal"/>
+        <w:rPr/>
+      </w:pPr>
+      <w:r>
+        <w:rPr/>
         <w:drawing>
-          <wp:inline distT="0" distB="0" distL="0" distR="0" wp14:anchorId="2F0DCC48" wp14:editId="3F62AA0B">
-            <wp:extent cx="5410955" cy="419158"/>
+          <wp:inline distT="0" distB="0" distL="0" distR="0">
+            <wp:extent cx="5943600" cy="191135"/>
             <wp:effectExtent l="0" t="0" r="0" b="0"/>
-            <wp:docPr id="472246239" name="Picture 1"/>
+            <wp:docPr id="15" name="Image15"/>
             <wp:cNvGraphicFramePr>
               <a:graphicFrameLocks xmlns:a="http://schemas.openxmlformats.org/drawingml/2006/main" noChangeAspect="1"/>
             </wp:cNvGraphicFramePr>
@@ -640,8 +1019,10 @@
               <a:graphicData uri="http://schemas.openxmlformats.org/drawingml/2006/picture">
                 <pic:pic xmlns:pic="http://schemas.openxmlformats.org/drawingml/2006/picture">
                   <pic:nvPicPr>
-                    <pic:cNvPr id="472246239" name=""/>
-                    <pic:cNvPicPr/>
+                    <pic:cNvPr id="15" name="Image15"/>
+                    <pic:cNvPicPr>
+                      <a:picLocks noChangeAspect="1" noChangeArrowheads="1"/>
+                    </pic:cNvPicPr>
                   </pic:nvPicPr>
                   <pic:blipFill>
                     <a:blip r:embed="rId16"/>
@@ -649,14 +1030,15 @@
                       <a:fillRect/>
                     </a:stretch>
                   </pic:blipFill>
-                  <pic:spPr>
+                  <pic:spPr bwMode="auto">
                     <a:xfrm>
                       <a:off x="0" y="0"/>
-                      <a:ext cx="5410955" cy="419158"/>
+                      <a:ext cx="5943600" cy="191135"/>
                     </a:xfrm>
                     <a:prstGeom prst="rect">
                       <a:avLst/>
                     </a:prstGeom>
+                    <a:noFill/>
                   </pic:spPr>
                 </pic:pic>
               </a:graphicData>
@@ -665,19 +1047,28 @@
         </w:drawing>
       </w:r>
     </w:p>
-    <w:p/>
-    <w:p>
-      <w:r>
-        <w:t>Finally, display performance summary:</w:t>
-      </w:r>
-    </w:p>
-    <w:p>
-      <w:r>
+    <w:p>
+      <w:pPr>
+        <w:pStyle w:val="Normal"/>
+        <w:rPr/>
+      </w:pPr>
+      <w:r>
+        <w:rPr/>
+        <w:t>In case of blocked Host name:</w:t>
+      </w:r>
+    </w:p>
+    <w:p>
+      <w:pPr>
+        <w:pStyle w:val="Normal"/>
+        <w:rPr/>
+      </w:pPr>
+      <w:r>
+        <w:rPr/>
         <w:drawing>
-          <wp:inline distT="0" distB="0" distL="0" distR="0" wp14:anchorId="3B6B2E82" wp14:editId="19E3F38A">
-            <wp:extent cx="3696216" cy="2229161"/>
+          <wp:inline distT="0" distB="0" distL="0" distR="0">
+            <wp:extent cx="5943600" cy="283845"/>
             <wp:effectExtent l="0" t="0" r="0" b="0"/>
-            <wp:docPr id="1372336221" name="Picture 1"/>
+            <wp:docPr id="16" name="Image16"/>
             <wp:cNvGraphicFramePr>
               <a:graphicFrameLocks xmlns:a="http://schemas.openxmlformats.org/drawingml/2006/main" noChangeAspect="1"/>
             </wp:cNvGraphicFramePr>
@@ -685,8 +1076,10 @@
               <a:graphicData uri="http://schemas.openxmlformats.org/drawingml/2006/picture">
                 <pic:pic xmlns:pic="http://schemas.openxmlformats.org/drawingml/2006/picture">
                   <pic:nvPicPr>
-                    <pic:cNvPr id="1372336221" name=""/>
-                    <pic:cNvPicPr/>
+                    <pic:cNvPr id="16" name="Image16"/>
+                    <pic:cNvPicPr>
+                      <a:picLocks noChangeAspect="1" noChangeArrowheads="1"/>
+                    </pic:cNvPicPr>
                   </pic:nvPicPr>
                   <pic:blipFill>
                     <a:blip r:embed="rId17"/>
@@ -694,14 +1087,15 @@
                       <a:fillRect/>
                     </a:stretch>
                   </pic:blipFill>
-                  <pic:spPr>
+                  <pic:spPr bwMode="auto">
                     <a:xfrm>
                       <a:off x="0" y="0"/>
-                      <a:ext cx="3696216" cy="2229161"/>
+                      <a:ext cx="5943600" cy="283845"/>
                     </a:xfrm>
                     <a:prstGeom prst="rect">
                       <a:avLst/>
                     </a:prstGeom>
+                    <a:noFill/>
                   </pic:spPr>
                 </pic:pic>
               </a:graphicData>
@@ -710,20 +1104,28 @@
         </w:drawing>
       </w:r>
     </w:p>
-    <w:p/>
-    <w:p>
-      <w:r>
-        <w:lastRenderedPageBreak/>
-        <w:t>In case of blocked IP Address:</w:t>
-      </w:r>
-    </w:p>
-    <w:p>
-      <w:r>
+    <w:p>
+      <w:pPr>
+        <w:pStyle w:val="Normal"/>
+        <w:rPr/>
+      </w:pPr>
+      <w:r>
+        <w:rPr/>
+        <w:t>In case of blocked Port:</w:t>
+      </w:r>
+    </w:p>
+    <w:p>
+      <w:pPr>
+        <w:pStyle w:val="Normal"/>
+        <w:rPr/>
+      </w:pPr>
+      <w:r>
+        <w:rPr/>
         <w:drawing>
-          <wp:inline distT="0" distB="0" distL="0" distR="0" wp14:anchorId="2B1148DF" wp14:editId="610AAD16">
-            <wp:extent cx="5943600" cy="191135"/>
+          <wp:inline distT="0" distB="0" distL="0" distR="0">
+            <wp:extent cx="5943600" cy="273685"/>
             <wp:effectExtent l="0" t="0" r="0" b="0"/>
-            <wp:docPr id="444139868" name="Picture 1"/>
+            <wp:docPr id="17" name="Image17"/>
             <wp:cNvGraphicFramePr>
               <a:graphicFrameLocks xmlns:a="http://schemas.openxmlformats.org/drawingml/2006/main" noChangeAspect="1"/>
             </wp:cNvGraphicFramePr>
@@ -731,8 +1133,10 @@
               <a:graphicData uri="http://schemas.openxmlformats.org/drawingml/2006/picture">
                 <pic:pic xmlns:pic="http://schemas.openxmlformats.org/drawingml/2006/picture">
                   <pic:nvPicPr>
-                    <pic:cNvPr id="444139868" name=""/>
-                    <pic:cNvPicPr/>
+                    <pic:cNvPr id="17" name="Image17"/>
+                    <pic:cNvPicPr>
+                      <a:picLocks noChangeAspect="1" noChangeArrowheads="1"/>
+                    </pic:cNvPicPr>
                   </pic:nvPicPr>
                   <pic:blipFill>
                     <a:blip r:embed="rId18"/>
@@ -740,14 +1144,15 @@
                       <a:fillRect/>
                     </a:stretch>
                   </pic:blipFill>
-                  <pic:spPr>
+                  <pic:spPr bwMode="auto">
                     <a:xfrm>
                       <a:off x="0" y="0"/>
-                      <a:ext cx="5943600" cy="191135"/>
+                      <a:ext cx="5943600" cy="273685"/>
                     </a:xfrm>
                     <a:prstGeom prst="rect">
                       <a:avLst/>
                     </a:prstGeom>
+                    <a:noFill/>
                   </pic:spPr>
                 </pic:pic>
               </a:graphicData>
@@ -757,17 +1162,36 @@
       </w:r>
     </w:p>
     <w:p>
-      <w:r>
-        <w:t>In case of blocked Host name:</w:t>
-      </w:r>
-    </w:p>
-    <w:p>
-      <w:r>
+      <w:pPr>
+        <w:pStyle w:val="Normal"/>
+        <w:rPr/>
+      </w:pPr>
+      <w:r>
+        <w:rPr/>
+      </w:r>
+    </w:p>
+    <w:p>
+      <w:pPr>
+        <w:pStyle w:val="Normal"/>
+        <w:rPr/>
+      </w:pPr>
+      <w:r>
+        <w:rPr/>
+        <w:t>Curl command for HTTPS CONNECT method call:</w:t>
+      </w:r>
+    </w:p>
+    <w:p>
+      <w:pPr>
+        <w:pStyle w:val="Normal"/>
+        <w:rPr/>
+      </w:pPr>
+      <w:r>
+        <w:rPr/>
         <w:drawing>
-          <wp:inline distT="0" distB="0" distL="0" distR="0" wp14:anchorId="43F880A6" wp14:editId="63FCF3AE">
-            <wp:extent cx="5943600" cy="283845"/>
-            <wp:effectExtent l="0" t="0" r="0" b="1905"/>
-            <wp:docPr id="246128647" name="Picture 1"/>
+          <wp:inline distT="0" distB="0" distL="0" distR="0">
+            <wp:extent cx="5125085" cy="276225"/>
+            <wp:effectExtent l="0" t="0" r="0" b="0"/>
+            <wp:docPr id="18" name="Image18"/>
             <wp:cNvGraphicFramePr>
               <a:graphicFrameLocks xmlns:a="http://schemas.openxmlformats.org/drawingml/2006/main" noChangeAspect="1"/>
             </wp:cNvGraphicFramePr>
@@ -775,8 +1199,10 @@
               <a:graphicData uri="http://schemas.openxmlformats.org/drawingml/2006/picture">
                 <pic:pic xmlns:pic="http://schemas.openxmlformats.org/drawingml/2006/picture">
                   <pic:nvPicPr>
-                    <pic:cNvPr id="246128647" name=""/>
-                    <pic:cNvPicPr/>
+                    <pic:cNvPr id="18" name="Image18"/>
+                    <pic:cNvPicPr>
+                      <a:picLocks noChangeAspect="1" noChangeArrowheads="1"/>
+                    </pic:cNvPicPr>
                   </pic:nvPicPr>
                   <pic:blipFill>
                     <a:blip r:embed="rId19"/>
@@ -784,14 +1210,15 @@
                       <a:fillRect/>
                     </a:stretch>
                   </pic:blipFill>
-                  <pic:spPr>
+                  <pic:spPr bwMode="auto">
                     <a:xfrm>
                       <a:off x="0" y="0"/>
-                      <a:ext cx="5943600" cy="283845"/>
+                      <a:ext cx="5125085" cy="276225"/>
                     </a:xfrm>
                     <a:prstGeom prst="rect">
                       <a:avLst/>
                     </a:prstGeom>
+                    <a:noFill/>
                   </pic:spPr>
                 </pic:pic>
               </a:graphicData>
@@ -801,17 +1228,72 @@
       </w:r>
     </w:p>
     <w:p>
-      <w:r>
-        <w:t>In case of blocked Port:</w:t>
-      </w:r>
-    </w:p>
-    <w:p>
-      <w:r>
+      <w:pPr>
+        <w:pStyle w:val="Normal"/>
+        <w:rPr/>
+      </w:pPr>
+      <w:r>
+        <w:rPr/>
+      </w:r>
+    </w:p>
+    <w:p>
+      <w:pPr>
+        <w:pStyle w:val="Normal"/>
+        <w:rPr/>
+      </w:pPr>
+      <w:r>
+        <w:rPr/>
+      </w:r>
+    </w:p>
+    <w:p>
+      <w:pPr>
+        <w:pStyle w:val="Normal"/>
+        <w:rPr/>
+      </w:pPr>
+      <w:r>
+        <w:rPr/>
+      </w:r>
+    </w:p>
+    <w:p>
+      <w:pPr>
+        <w:pStyle w:val="Normal"/>
+        <w:rPr/>
+      </w:pPr>
+      <w:r>
+        <w:rPr/>
+      </w:r>
+    </w:p>
+    <w:p>
+      <w:pPr>
+        <w:pStyle w:val="Normal"/>
+        <w:rPr/>
+      </w:pPr>
+      <w:r>
+        <w:rPr/>
+      </w:r>
+    </w:p>
+    <w:p>
+      <w:pPr>
+        <w:pStyle w:val="Normal"/>
+        <w:rPr/>
+      </w:pPr>
+      <w:r>
+        <w:rPr/>
+        <w:t>Logs for a CONNECT request:</w:t>
+      </w:r>
+    </w:p>
+    <w:p>
+      <w:pPr>
+        <w:pStyle w:val="Normal"/>
+        <w:rPr/>
+      </w:pPr>
+      <w:r>
+        <w:rPr/>
         <w:drawing>
-          <wp:inline distT="0" distB="0" distL="0" distR="0" wp14:anchorId="438F6440" wp14:editId="3C7267EC">
-            <wp:extent cx="5943600" cy="273685"/>
+          <wp:inline distT="0" distB="0" distL="0" distR="0">
+            <wp:extent cx="5943600" cy="1671320"/>
             <wp:effectExtent l="0" t="0" r="0" b="0"/>
-            <wp:docPr id="1246855349" name="Picture 1"/>
+            <wp:docPr id="19" name="Image19"/>
             <wp:cNvGraphicFramePr>
               <a:graphicFrameLocks xmlns:a="http://schemas.openxmlformats.org/drawingml/2006/main" noChangeAspect="1"/>
             </wp:cNvGraphicFramePr>
@@ -819,8 +1301,10 @@
               <a:graphicData uri="http://schemas.openxmlformats.org/drawingml/2006/picture">
                 <pic:pic xmlns:pic="http://schemas.openxmlformats.org/drawingml/2006/picture">
                   <pic:nvPicPr>
-                    <pic:cNvPr id="1246855349" name=""/>
-                    <pic:cNvPicPr/>
+                    <pic:cNvPr id="19" name="Image19"/>
+                    <pic:cNvPicPr>
+                      <a:picLocks noChangeAspect="1" noChangeArrowheads="1"/>
+                    </pic:cNvPicPr>
                   </pic:nvPicPr>
                   <pic:blipFill>
                     <a:blip r:embed="rId20"/>
@@ -828,14 +1312,15 @@
                       <a:fillRect/>
                     </a:stretch>
                   </pic:blipFill>
-                  <pic:spPr>
+                  <pic:spPr bwMode="auto">
                     <a:xfrm>
                       <a:off x="0" y="0"/>
-                      <a:ext cx="5943600" cy="273685"/>
+                      <a:ext cx="5943600" cy="1671320"/>
                     </a:xfrm>
                     <a:prstGeom prst="rect">
                       <a:avLst/>
                     </a:prstGeom>
+                    <a:noFill/>
                   </pic:spPr>
                 </pic:pic>
               </a:graphicData>
@@ -844,19 +1329,47 @@
         </w:drawing>
       </w:r>
     </w:p>
-    <w:p/>
-    <w:p>
-      <w:r>
-        <w:t>Curl command for HTTPS CONNECT method call:</w:t>
-      </w:r>
-    </w:p>
-    <w:p>
-      <w:r>
+    <w:p>
+      <w:pPr>
+        <w:pStyle w:val="Normal"/>
+        <w:rPr/>
+      </w:pPr>
+      <w:r>
+        <w:rPr/>
+        <w:t>No response is logged since the proxy received it as encrypted and cannot access it, acts just as a tunnel for the data.</w:t>
+      </w:r>
+    </w:p>
+    <w:p>
+      <w:pPr>
+        <w:pStyle w:val="Normal"/>
+        <w:rPr/>
+      </w:pPr>
+      <w:r>
+        <w:rPr/>
+      </w:r>
+    </w:p>
+    <w:p>
+      <w:pPr>
+        <w:pStyle w:val="Normal"/>
+        <w:rPr/>
+      </w:pPr>
+      <w:r>
+        <w:rPr/>
+        <w:t>In case the cache was full, LRU algorithm is used, removes least used entry (first in ordered dictionary), and logs:</w:t>
+      </w:r>
+    </w:p>
+    <w:p>
+      <w:pPr>
+        <w:pStyle w:val="Normal"/>
+        <w:rPr/>
+      </w:pPr>
+      <w:r>
+        <w:rPr/>
         <w:drawing>
-          <wp:inline distT="0" distB="0" distL="0" distR="0" wp14:anchorId="2886430A" wp14:editId="41C6A755">
-            <wp:extent cx="5125165" cy="276264"/>
-            <wp:effectExtent l="0" t="0" r="0" b="9525"/>
-            <wp:docPr id="2009235235" name="Picture 1"/>
+          <wp:inline distT="0" distB="0" distL="0" distR="0">
+            <wp:extent cx="5943600" cy="233680"/>
+            <wp:effectExtent l="0" t="0" r="0" b="0"/>
+            <wp:docPr id="20" name="Image20"/>
             <wp:cNvGraphicFramePr>
               <a:graphicFrameLocks xmlns:a="http://schemas.openxmlformats.org/drawingml/2006/main" noChangeAspect="1"/>
             </wp:cNvGraphicFramePr>
@@ -864,8 +1377,10 @@
               <a:graphicData uri="http://schemas.openxmlformats.org/drawingml/2006/picture">
                 <pic:pic xmlns:pic="http://schemas.openxmlformats.org/drawingml/2006/picture">
                   <pic:nvPicPr>
-                    <pic:cNvPr id="2009235235" name=""/>
-                    <pic:cNvPicPr/>
+                    <pic:cNvPr id="20" name="Image20"/>
+                    <pic:cNvPicPr>
+                      <a:picLocks noChangeAspect="1" noChangeArrowheads="1"/>
+                    </pic:cNvPicPr>
                   </pic:nvPicPr>
                   <pic:blipFill>
                     <a:blip r:embed="rId21"/>
@@ -873,14 +1388,15 @@
                       <a:fillRect/>
                     </a:stretch>
                   </pic:blipFill>
-                  <pic:spPr>
+                  <pic:spPr bwMode="auto">
                     <a:xfrm>
                       <a:off x="0" y="0"/>
-                      <a:ext cx="5125165" cy="276264"/>
+                      <a:ext cx="5943600" cy="233680"/>
                     </a:xfrm>
                     <a:prstGeom prst="rect">
                       <a:avLst/>
                     </a:prstGeom>
+                    <a:noFill/>
                   </pic:spPr>
                 </pic:pic>
               </a:graphicData>
@@ -890,17 +1406,44 @@
       </w:r>
     </w:p>
     <w:p>
-      <w:r>
-        <w:t>Logs for a CONNECT request:</w:t>
-      </w:r>
-    </w:p>
-    <w:p>
-      <w:r>
+      <w:pPr>
+        <w:pStyle w:val="Normal"/>
+        <w:rPr/>
+      </w:pPr>
+      <w:r>
+        <w:rPr/>
+      </w:r>
+    </w:p>
+    <w:p>
+      <w:pPr>
+        <w:pStyle w:val="Normal"/>
+        <w:rPr/>
+      </w:pPr>
+      <w:r>
+        <w:rPr/>
+        <w:t>In case of testing through browser (Firefox, with proxy configured to use the running server):</w:t>
+      </w:r>
+    </w:p>
+    <w:p>
+      <w:pPr>
+        <w:pStyle w:val="Normal"/>
+        <w:rPr/>
+      </w:pPr>
+      <w:r>
+        <w:rPr/>
         <w:drawing>
-          <wp:inline distT="0" distB="0" distL="0" distR="0" wp14:anchorId="6AC3C713" wp14:editId="648AF579">
-            <wp:extent cx="5943600" cy="1671320"/>
-            <wp:effectExtent l="0" t="0" r="0" b="5080"/>
-            <wp:docPr id="1126493983" name="Picture 1"/>
+          <wp:anchor distT="0" distB="0" distL="0" distR="0" simplePos="0" relativeHeight="22" behindDoc="0" locked="0" layoutInCell="0" allowOverlap="1">
+            <wp:simplePos x="0" y="0"/>
+            <wp:positionH relativeFrom="column">
+              <wp:posOffset>1757045</wp:posOffset>
+            </wp:positionH>
+            <wp:positionV relativeFrom="paragraph">
+              <wp:posOffset>95885</wp:posOffset>
+            </wp:positionV>
+            <wp:extent cx="3572510" cy="2432685"/>
+            <wp:effectExtent l="0" t="0" r="0" b="0"/>
+            <wp:wrapSquare wrapText="largest"/>
+            <wp:docPr id="21" name="Image1"/>
             <wp:cNvGraphicFramePr>
               <a:graphicFrameLocks xmlns:a="http://schemas.openxmlformats.org/drawingml/2006/main" noChangeAspect="1"/>
             </wp:cNvGraphicFramePr>
@@ -908,8 +1451,10 @@
               <a:graphicData uri="http://schemas.openxmlformats.org/drawingml/2006/picture">
                 <pic:pic xmlns:pic="http://schemas.openxmlformats.org/drawingml/2006/picture">
                   <pic:nvPicPr>
-                    <pic:cNvPr id="1126493983" name=""/>
-                    <pic:cNvPicPr/>
+                    <pic:cNvPr id="21" name="Image1"/>
+                    <pic:cNvPicPr>
+                      <a:picLocks noChangeAspect="1" noChangeArrowheads="1"/>
+                    </pic:cNvPicPr>
                   </pic:nvPicPr>
                   <pic:blipFill>
                     <a:blip r:embed="rId22"/>
@@ -917,52 +1462,108 @@
                       <a:fillRect/>
                     </a:stretch>
                   </pic:blipFill>
-                  <pic:spPr>
+                  <pic:spPr bwMode="auto">
                     <a:xfrm>
                       <a:off x="0" y="0"/>
-                      <a:ext cx="5943600" cy="1671320"/>
+                      <a:ext cx="3572510" cy="2432685"/>
                     </a:xfrm>
                     <a:prstGeom prst="rect">
                       <a:avLst/>
                     </a:prstGeom>
+                    <a:noFill/>
                   </pic:spPr>
                 </pic:pic>
               </a:graphicData>
             </a:graphic>
-          </wp:inline>
+          </wp:anchor>
         </w:drawing>
       </w:r>
     </w:p>
     <w:p>
-      <w:r>
-        <w:t>No response is logged since the proxy received it as encrypted and cannot access it</w:t>
-      </w:r>
-      <w:r>
-        <w:t>, acts just as a tunnel for the data</w:t>
-      </w:r>
-      <w:r>
-        <w:t>.</w:t>
-      </w:r>
-    </w:p>
-    <w:p/>
-    <w:p>
-      <w:r>
-        <w:t xml:space="preserve">In case the cache was full, LRU algorithm is used, </w:t>
-      </w:r>
-      <w:r>
-        <w:t xml:space="preserve">removes least used entry (first in ordered dictionary), </w:t>
-      </w:r>
-      <w:r>
-        <w:t>and logs:</w:t>
-      </w:r>
-    </w:p>
-    <w:p>
-      <w:r>
+      <w:pPr>
+        <w:pStyle w:val="Normal"/>
+        <w:rPr/>
+      </w:pPr>
+      <w:r>
+        <w:rPr/>
+        <w:t>Server not yet running:</w:t>
+      </w:r>
+    </w:p>
+    <w:p>
+      <w:pPr>
+        <w:pStyle w:val="Normal"/>
+        <w:rPr/>
+      </w:pPr>
+      <w:r>
+        <w:rPr/>
+      </w:r>
+    </w:p>
+    <w:p>
+      <w:pPr>
+        <w:pStyle w:val="Normal"/>
+        <w:rPr/>
+      </w:pPr>
+      <w:r>
+        <w:rPr/>
+      </w:r>
+    </w:p>
+    <w:p>
+      <w:pPr>
+        <w:pStyle w:val="Normal"/>
+        <w:rPr/>
+      </w:pPr>
+      <w:r>
+        <w:rPr/>
+      </w:r>
+    </w:p>
+    <w:p>
+      <w:pPr>
+        <w:pStyle w:val="Normal"/>
+        <w:rPr/>
+      </w:pPr>
+      <w:r>
+        <w:rPr/>
+      </w:r>
+    </w:p>
+    <w:p>
+      <w:pPr>
+        <w:pStyle w:val="Normal"/>
+        <w:rPr/>
+      </w:pPr>
+      <w:r>
+        <w:rPr/>
+      </w:r>
+    </w:p>
+    <w:p>
+      <w:pPr>
+        <w:pStyle w:val="Normal"/>
+        <w:rPr/>
+      </w:pPr>
+      <w:r>
+        <w:rPr/>
+        <w:t>Website loaded after running the server:</w:t>
+      </w:r>
+    </w:p>
+    <w:p>
+      <w:pPr>
+        <w:pStyle w:val="Normal"/>
+        <w:rPr/>
+      </w:pPr>
+      <w:r>
+        <w:rPr/>
         <w:drawing>
-          <wp:inline distT="0" distB="0" distL="0" distR="0" wp14:anchorId="2D524473" wp14:editId="67868B6A">
-            <wp:extent cx="5943600" cy="233680"/>
+          <wp:anchor distT="0" distB="0" distL="0" distR="0" simplePos="0" relativeHeight="23" behindDoc="0" locked="0" layoutInCell="0" allowOverlap="1">
+            <wp:simplePos x="0" y="0"/>
+            <wp:positionH relativeFrom="column">
+              <wp:posOffset>108585</wp:posOffset>
+            </wp:positionH>
+            <wp:positionV relativeFrom="paragraph">
+              <wp:posOffset>-38100</wp:posOffset>
+            </wp:positionV>
+            <wp:extent cx="3821430" cy="4201795"/>
             <wp:effectExtent l="0" t="0" r="0" b="0"/>
-            <wp:docPr id="2141222459" name="Picture 1"/>
+            <wp:wrapSquare wrapText="largest"/>
+            <wp:docPr id="22" name="Image21"/>
             <wp:cNvGraphicFramePr>
               <a:graphicFrameLocks xmlns:a="http://schemas.openxmlformats.org/drawingml/2006/main" noChangeAspect="1"/>
             </wp:cNvGraphicFramePr>
@@ -970,8 +1571,10 @@
               <a:graphicData uri="http://schemas.openxmlformats.org/drawingml/2006/picture">
                 <pic:pic xmlns:pic="http://schemas.openxmlformats.org/drawingml/2006/picture">
                   <pic:nvPicPr>
-                    <pic:cNvPr id="2141222459" name=""/>
-                    <pic:cNvPicPr/>
+                    <pic:cNvPr id="22" name="Image21"/>
+                    <pic:cNvPicPr>
+                      <a:picLocks noChangeAspect="1" noChangeArrowheads="1"/>
+                    </pic:cNvPicPr>
                   </pic:nvPicPr>
                   <pic:blipFill>
                     <a:blip r:embed="rId23"/>
@@ -979,38 +1582,486 @@
                       <a:fillRect/>
                     </a:stretch>
                   </pic:blipFill>
-                  <pic:spPr>
+                  <pic:spPr bwMode="auto">
                     <a:xfrm>
                       <a:off x="0" y="0"/>
-                      <a:ext cx="5943600" cy="233680"/>
+                      <a:ext cx="3821430" cy="4201795"/>
                     </a:xfrm>
                     <a:prstGeom prst="rect">
                       <a:avLst/>
                     </a:prstGeom>
+                    <a:noFill/>
                   </pic:spPr>
                 </pic:pic>
               </a:graphicData>
             </a:graphic>
-          </wp:inline>
+          </wp:anchor>
         </w:drawing>
       </w:r>
     </w:p>
+    <w:p>
+      <w:pPr>
+        <w:pStyle w:val="Normal"/>
+        <w:rPr/>
+      </w:pPr>
+      <w:r>
+        <w:rPr/>
+      </w:r>
+    </w:p>
+    <w:p>
+      <w:pPr>
+        <w:pStyle w:val="Normal"/>
+        <w:rPr/>
+      </w:pPr>
+      <w:r>
+        <w:rPr/>
+      </w:r>
+    </w:p>
+    <w:p>
+      <w:pPr>
+        <w:pStyle w:val="Normal"/>
+        <w:rPr/>
+      </w:pPr>
+      <w:r>
+        <w:rPr/>
+      </w:r>
+    </w:p>
+    <w:p>
+      <w:pPr>
+        <w:pStyle w:val="Normal"/>
+        <w:rPr/>
+      </w:pPr>
+      <w:r>
+        <w:rPr/>
+      </w:r>
+    </w:p>
+    <w:p>
+      <w:pPr>
+        <w:pStyle w:val="Normal"/>
+        <w:rPr/>
+      </w:pPr>
+      <w:r>
+        <w:rPr/>
+      </w:r>
+    </w:p>
+    <w:p>
+      <w:pPr>
+        <w:pStyle w:val="Normal"/>
+        <w:rPr/>
+      </w:pPr>
+      <w:r>
+        <w:rPr/>
+      </w:r>
+    </w:p>
+    <w:p>
+      <w:pPr>
+        <w:pStyle w:val="Normal"/>
+        <w:rPr/>
+      </w:pPr>
+      <w:r>
+        <w:rPr/>
+      </w:r>
+    </w:p>
+    <w:p>
+      <w:pPr>
+        <w:pStyle w:val="Normal"/>
+        <w:rPr/>
+      </w:pPr>
+      <w:r>
+        <w:rPr/>
+      </w:r>
+    </w:p>
+    <w:p>
+      <w:pPr>
+        <w:pStyle w:val="Normal"/>
+        <w:rPr/>
+      </w:pPr>
+      <w:r>
+        <w:rPr/>
+      </w:r>
+    </w:p>
+    <w:p>
+      <w:pPr>
+        <w:pStyle w:val="Normal"/>
+        <w:rPr/>
+      </w:pPr>
+      <w:r>
+        <w:rPr/>
+      </w:r>
+    </w:p>
+    <w:p>
+      <w:pPr>
+        <w:pStyle w:val="Normal"/>
+        <w:rPr/>
+      </w:pPr>
+      <w:r>
+        <w:rPr/>
+      </w:r>
+    </w:p>
+    <w:p>
+      <w:pPr>
+        <w:pStyle w:val="Normal"/>
+        <w:rPr/>
+      </w:pPr>
+      <w:r>
+        <w:rPr/>
+      </w:r>
+    </w:p>
+    <w:p>
+      <w:pPr>
+        <w:pStyle w:val="Normal"/>
+        <w:rPr/>
+      </w:pPr>
+      <w:r>
+        <w:rPr/>
+        <w:t>Proxy opens multiple tunnels to load the website:</w:t>
+      </w:r>
+    </w:p>
+    <w:p>
+      <w:pPr>
+        <w:pStyle w:val="Normal"/>
+        <w:rPr/>
+      </w:pPr>
+      <w:r>
+        <w:drawing>
+          <wp:anchor distT="0" distB="0" distL="0" distR="0" simplePos="0" relativeHeight="24" behindDoc="0" locked="0" layoutInCell="0" allowOverlap="1">
+            <wp:simplePos x="0" y="0"/>
+            <wp:positionH relativeFrom="column">
+              <wp:align>center</wp:align>
+            </wp:positionH>
+            <wp:positionV relativeFrom="paragraph">
+              <wp:posOffset>635</wp:posOffset>
+            </wp:positionV>
+            <wp:extent cx="5943600" cy="2374900"/>
+            <wp:effectExtent l="0" t="0" r="0" b="0"/>
+            <wp:wrapSquare wrapText="largest"/>
+            <wp:docPr id="23" name="Image22"/>
+            <wp:cNvGraphicFramePr>
+              <a:graphicFrameLocks xmlns:a="http://schemas.openxmlformats.org/drawingml/2006/main" noChangeAspect="1"/>
+            </wp:cNvGraphicFramePr>
+            <a:graphic xmlns:a="http://schemas.openxmlformats.org/drawingml/2006/main">
+              <a:graphicData uri="http://schemas.openxmlformats.org/drawingml/2006/picture">
+                <pic:pic xmlns:pic="http://schemas.openxmlformats.org/drawingml/2006/picture">
+                  <pic:nvPicPr>
+                    <pic:cNvPr id="23" name="Image22"/>
+                    <pic:cNvPicPr>
+                      <a:picLocks noChangeAspect="1" noChangeArrowheads="1"/>
+                    </pic:cNvPicPr>
+                  </pic:nvPicPr>
+                  <pic:blipFill>
+                    <a:blip r:embed="rId24"/>
+                    <a:stretch>
+                      <a:fillRect/>
+                    </a:stretch>
+                  </pic:blipFill>
+                  <pic:spPr bwMode="auto">
+                    <a:xfrm>
+                      <a:off x="0" y="0"/>
+                      <a:ext cx="5943600" cy="2374900"/>
+                    </a:xfrm>
+                    <a:prstGeom prst="rect">
+                      <a:avLst/>
+                    </a:prstGeom>
+                    <a:noFill/>
+                  </pic:spPr>
+                </pic:pic>
+              </a:graphicData>
+            </a:graphic>
+          </wp:anchor>
+        </w:drawing>
+      </w:r>
+      <w:r>
+        <w:rPr/>
+        <w:t xml:space="preserve"> </w:t>
+      </w:r>
+    </w:p>
+    <w:p>
+      <w:pPr>
+        <w:pStyle w:val="Normal"/>
+        <w:rPr/>
+      </w:pPr>
+      <w:r>
+        <w:drawing>
+          <wp:anchor distT="0" distB="0" distL="0" distR="0" simplePos="0" relativeHeight="25" behindDoc="0" locked="0" layoutInCell="0" allowOverlap="1">
+            <wp:simplePos x="0" y="0"/>
+            <wp:positionH relativeFrom="column">
+              <wp:align>center</wp:align>
+            </wp:positionH>
+            <wp:positionV relativeFrom="paragraph">
+              <wp:posOffset>635</wp:posOffset>
+            </wp:positionV>
+            <wp:extent cx="5943600" cy="2907030"/>
+            <wp:effectExtent l="0" t="0" r="0" b="0"/>
+            <wp:wrapSquare wrapText="largest"/>
+            <wp:docPr id="24" name="Image23"/>
+            <wp:cNvGraphicFramePr>
+              <a:graphicFrameLocks xmlns:a="http://schemas.openxmlformats.org/drawingml/2006/main" noChangeAspect="1"/>
+            </wp:cNvGraphicFramePr>
+            <a:graphic xmlns:a="http://schemas.openxmlformats.org/drawingml/2006/main">
+              <a:graphicData uri="http://schemas.openxmlformats.org/drawingml/2006/picture">
+                <pic:pic xmlns:pic="http://schemas.openxmlformats.org/drawingml/2006/picture">
+                  <pic:nvPicPr>
+                    <pic:cNvPr id="24" name="Image23"/>
+                    <pic:cNvPicPr>
+                      <a:picLocks noChangeAspect="1" noChangeArrowheads="1"/>
+                    </pic:cNvPicPr>
+                  </pic:nvPicPr>
+                  <pic:blipFill>
+                    <a:blip r:embed="rId25"/>
+                    <a:stretch>
+                      <a:fillRect/>
+                    </a:stretch>
+                  </pic:blipFill>
+                  <pic:spPr bwMode="auto">
+                    <a:xfrm>
+                      <a:off x="0" y="0"/>
+                      <a:ext cx="5943600" cy="2907030"/>
+                    </a:xfrm>
+                    <a:prstGeom prst="rect">
+                      <a:avLst/>
+                    </a:prstGeom>
+                    <a:noFill/>
+                  </pic:spPr>
+                </pic:pic>
+              </a:graphicData>
+            </a:graphic>
+          </wp:anchor>
+        </w:drawing>
+      </w:r>
+      <w:r>
+        <w:rPr/>
+        <w:t xml:space="preserve"> </w:t>
+      </w:r>
+    </w:p>
+    <w:p>
+      <w:pPr>
+        <w:pStyle w:val="Normal"/>
+        <w:rPr/>
+      </w:pPr>
+      <w:r>
+        <w:rPr/>
+        <w:t>Blocked host:</w:t>
+      </w:r>
+    </w:p>
+    <w:p>
+      <w:pPr>
+        <w:pStyle w:val="Normal"/>
+        <w:rPr/>
+      </w:pPr>
+      <w:r>
+        <w:drawing>
+          <wp:anchor distT="0" distB="0" distL="0" distR="0" simplePos="0" relativeHeight="26" behindDoc="0" locked="0" layoutInCell="0" allowOverlap="1">
+            <wp:simplePos x="0" y="0"/>
+            <wp:positionH relativeFrom="column">
+              <wp:align>center</wp:align>
+            </wp:positionH>
+            <wp:positionV relativeFrom="paragraph">
+              <wp:posOffset>635</wp:posOffset>
+            </wp:positionV>
+            <wp:extent cx="5943600" cy="2419350"/>
+            <wp:effectExtent l="0" t="0" r="0" b="0"/>
+            <wp:wrapSquare wrapText="largest"/>
+            <wp:docPr id="25" name="Image24"/>
+            <wp:cNvGraphicFramePr>
+              <a:graphicFrameLocks xmlns:a="http://schemas.openxmlformats.org/drawingml/2006/main" noChangeAspect="1"/>
+            </wp:cNvGraphicFramePr>
+            <a:graphic xmlns:a="http://schemas.openxmlformats.org/drawingml/2006/main">
+              <a:graphicData uri="http://schemas.openxmlformats.org/drawingml/2006/picture">
+                <pic:pic xmlns:pic="http://schemas.openxmlformats.org/drawingml/2006/picture">
+                  <pic:nvPicPr>
+                    <pic:cNvPr id="25" name="Image24"/>
+                    <pic:cNvPicPr>
+                      <a:picLocks noChangeAspect="1" noChangeArrowheads="1"/>
+                    </pic:cNvPicPr>
+                  </pic:nvPicPr>
+                  <pic:blipFill>
+                    <a:blip r:embed="rId26"/>
+                    <a:stretch>
+                      <a:fillRect/>
+                    </a:stretch>
+                  </pic:blipFill>
+                  <pic:spPr bwMode="auto">
+                    <a:xfrm>
+                      <a:off x="0" y="0"/>
+                      <a:ext cx="5943600" cy="2419350"/>
+                    </a:xfrm>
+                    <a:prstGeom prst="rect">
+                      <a:avLst/>
+                    </a:prstGeom>
+                    <a:noFill/>
+                  </pic:spPr>
+                </pic:pic>
+              </a:graphicData>
+            </a:graphic>
+          </wp:anchor>
+        </w:drawing>
+        <w:drawing>
+          <wp:anchor distT="0" distB="0" distL="0" distR="0" simplePos="0" relativeHeight="27" behindDoc="0" locked="0" layoutInCell="0" allowOverlap="1">
+            <wp:simplePos x="0" y="0"/>
+            <wp:positionH relativeFrom="column">
+              <wp:posOffset>-57150</wp:posOffset>
+            </wp:positionH>
+            <wp:positionV relativeFrom="paragraph">
+              <wp:posOffset>2418715</wp:posOffset>
+            </wp:positionV>
+            <wp:extent cx="5943600" cy="1214120"/>
+            <wp:effectExtent l="0" t="0" r="0" b="0"/>
+            <wp:wrapSquare wrapText="largest"/>
+            <wp:docPr id="26" name="Image25"/>
+            <wp:cNvGraphicFramePr>
+              <a:graphicFrameLocks xmlns:a="http://schemas.openxmlformats.org/drawingml/2006/main" noChangeAspect="1"/>
+            </wp:cNvGraphicFramePr>
+            <a:graphic xmlns:a="http://schemas.openxmlformats.org/drawingml/2006/main">
+              <a:graphicData uri="http://schemas.openxmlformats.org/drawingml/2006/picture">
+                <pic:pic xmlns:pic="http://schemas.openxmlformats.org/drawingml/2006/picture">
+                  <pic:nvPicPr>
+                    <pic:cNvPr id="26" name="Image25"/>
+                    <pic:cNvPicPr>
+                      <a:picLocks noChangeAspect="1" noChangeArrowheads="1"/>
+                    </pic:cNvPicPr>
+                  </pic:nvPicPr>
+                  <pic:blipFill>
+                    <a:blip r:embed="rId27"/>
+                    <a:stretch>
+                      <a:fillRect/>
+                    </a:stretch>
+                  </pic:blipFill>
+                  <pic:spPr bwMode="auto">
+                    <a:xfrm>
+                      <a:off x="0" y="0"/>
+                      <a:ext cx="5943600" cy="1214120"/>
+                    </a:xfrm>
+                    <a:prstGeom prst="rect">
+                      <a:avLst/>
+                    </a:prstGeom>
+                    <a:noFill/>
+                  </pic:spPr>
+                </pic:pic>
+              </a:graphicData>
+            </a:graphic>
+          </wp:anchor>
+        </w:drawing>
+      </w:r>
+      <w:r>
+        <w:rPr/>
+        <w:t xml:space="preserve"> </w:t>
+      </w:r>
+    </w:p>
+    <w:p>
+      <w:pPr>
+        <w:pStyle w:val="Normal"/>
+        <w:rPr/>
+      </w:pPr>
+      <w:r>
+        <w:rPr/>
+      </w:r>
+    </w:p>
+    <w:p>
+      <w:pPr>
+        <w:pStyle w:val="Normal"/>
+        <w:rPr/>
+      </w:pPr>
+      <w:r>
+        <w:rPr/>
+      </w:r>
+    </w:p>
+    <w:p>
+      <w:pPr>
+        <w:pStyle w:val="Normal"/>
+        <w:rPr/>
+      </w:pPr>
+      <w:r>
+        <w:rPr/>
+        <w:t>Blocked IP address:</w:t>
+      </w:r>
+    </w:p>
+    <w:p>
+      <w:pPr>
+        <w:pStyle w:val="Normal"/>
+        <w:rPr/>
+      </w:pPr>
+      <w:r>
+        <w:drawing>
+          <wp:anchor distT="0" distB="0" distL="0" distR="0" simplePos="0" relativeHeight="28" behindDoc="0" locked="0" layoutInCell="0" allowOverlap="1">
+            <wp:simplePos x="0" y="0"/>
+            <wp:positionH relativeFrom="column">
+              <wp:align>center</wp:align>
+            </wp:positionH>
+            <wp:positionV relativeFrom="paragraph">
+              <wp:posOffset>635</wp:posOffset>
+            </wp:positionV>
+            <wp:extent cx="5943600" cy="1214120"/>
+            <wp:effectExtent l="0" t="0" r="0" b="0"/>
+            <wp:wrapSquare wrapText="largest"/>
+            <wp:docPr id="27" name="Image26"/>
+            <wp:cNvGraphicFramePr>
+              <a:graphicFrameLocks xmlns:a="http://schemas.openxmlformats.org/drawingml/2006/main" noChangeAspect="1"/>
+            </wp:cNvGraphicFramePr>
+            <a:graphic xmlns:a="http://schemas.openxmlformats.org/drawingml/2006/main">
+              <a:graphicData uri="http://schemas.openxmlformats.org/drawingml/2006/picture">
+                <pic:pic xmlns:pic="http://schemas.openxmlformats.org/drawingml/2006/picture">
+                  <pic:nvPicPr>
+                    <pic:cNvPr id="27" name="Image26"/>
+                    <pic:cNvPicPr>
+                      <a:picLocks noChangeAspect="1" noChangeArrowheads="1"/>
+                    </pic:cNvPicPr>
+                  </pic:nvPicPr>
+                  <pic:blipFill>
+                    <a:blip r:embed="rId28"/>
+                    <a:stretch>
+                      <a:fillRect/>
+                    </a:stretch>
+                  </pic:blipFill>
+                  <pic:spPr bwMode="auto">
+                    <a:xfrm>
+                      <a:off x="0" y="0"/>
+                      <a:ext cx="5943600" cy="1214120"/>
+                    </a:xfrm>
+                    <a:prstGeom prst="rect">
+                      <a:avLst/>
+                    </a:prstGeom>
+                    <a:noFill/>
+                  </pic:spPr>
+                </pic:pic>
+              </a:graphicData>
+            </a:graphic>
+          </wp:anchor>
+        </w:drawing>
+      </w:r>
+      <w:r>
+        <w:rPr/>
+        <w:t xml:space="preserve"> </w:t>
+      </w:r>
+    </w:p>
+    <w:p>
+      <w:pPr>
+        <w:pStyle w:val="Normal"/>
+        <w:spacing w:before="0" w:after="160"/>
+        <w:rPr/>
+      </w:pPr>
+      <w:r>
+        <w:rPr/>
+      </w:r>
+    </w:p>
     <w:sectPr>
+      <w:type w:val="nextPage"/>
       <w:pgSz w:w="12240" w:h="15840"/>
-      <w:pgMar w:top="1440" w:right="1440" w:bottom="1440" w:left="1440" w:header="720" w:footer="720" w:gutter="0"/>
-      <w:cols w:space="720"/>
-      <w:docGrid w:linePitch="360"/>
+      <w:pgMar w:left="1440" w:right="1440" w:gutter="0" w:header="0" w:top="1440" w:footer="0" w:bottom="1440"/>
+      <w:pgNumType w:fmt="decimal"/>
+      <w:formProt w:val="false"/>
+      <w:textDirection w:val="lrTb"/>
+      <w:docGrid w:type="default" w:linePitch="360" w:charSpace="0"/>
     </w:sectPr>
   </w:body>
 </w:document>
 </file>
 
 <file path=word/styles.xml><?xml version="1.0" encoding="utf-8"?>
-<w:styles xmlns:mc="http://schemas.openxmlformats.org/markup-compatibility/2006" xmlns:r="http://schemas.openxmlformats.org/officeDocument/2006/relationships" xmlns:w="http://schemas.openxmlformats.org/wordprocessingml/2006/main" xmlns:w14="http://schemas.microsoft.com/office/word/2010/wordml" xmlns:w15="http://schemas.microsoft.com/office/word/2012/wordml" xmlns:w16cex="http://schemas.microsoft.com/office/word/2018/wordml/cex" xmlns:w16cid="http://schemas.microsoft.com/office/word/2016/wordml/cid" xmlns:w16="http://schemas.microsoft.com/office/word/2018/wordml" xmlns:w16du="http://schemas.microsoft.com/office/word/2023/wordml/word16du" xmlns:w16sdtdh="http://schemas.microsoft.com/office/word/2020/wordml/sdtdatahash" xmlns:w16sdtfl="http://schemas.microsoft.com/office/word/2024/wordml/sdtformatlock" xmlns:w16se="http://schemas.microsoft.com/office/word/2015/wordml/symex" mc:Ignorable="w14 w15 w16se w16cid w16 w16cex w16sdtdh w16sdtfl w16du">
+<w:styles xmlns:w="http://schemas.openxmlformats.org/wordprocessingml/2006/main" xmlns:w14="http://schemas.microsoft.com/office/word/2010/wordml" xmlns:mc="http://schemas.openxmlformats.org/markup-compatibility/2006" mc:Ignorable="w14">
   <w:docDefaults>
     <w:rPrDefault>
       <w:rPr>
-        <w:rFonts w:asciiTheme="minorHAnsi" w:eastAsiaTheme="minorEastAsia" w:hAnsiTheme="minorHAnsi" w:cstheme="minorBidi"/>
+        <w:rFonts w:ascii="Aptos" w:hAnsi="Aptos" w:eastAsia="游ゴシック" w:cs="Arial" w:asciiTheme="minorHAnsi" w:cstheme="minorBidi" w:eastAsiaTheme="minorEastAsia" w:hAnsiTheme="minorHAnsi"/>
         <w:kern w:val="2"/>
         <w:sz w:val="24"/>
         <w:szCs w:val="24"/>
@@ -1020,21 +2071,21 @@
     </w:rPrDefault>
     <w:pPrDefault>
       <w:pPr>
-        <w:spacing w:after="160" w:line="278" w:lineRule="auto"/>
+        <w:suppressAutoHyphens w:val="true"/>
       </w:pPr>
     </w:pPrDefault>
   </w:docDefaults>
   <w:latentStyles w:defLockedState="0" w:defUIPriority="99" w:defSemiHidden="0" w:defUnhideWhenUsed="0" w:defQFormat="0" w:count="376">
     <w:lsdException w:name="Normal" w:uiPriority="0" w:qFormat="1"/>
     <w:lsdException w:name="heading 1" w:uiPriority="9" w:qFormat="1"/>
-    <w:lsdException w:name="heading 2" w:semiHidden="1" w:uiPriority="9" w:unhideWhenUsed="1" w:qFormat="1"/>
-    <w:lsdException w:name="heading 3" w:semiHidden="1" w:uiPriority="9" w:unhideWhenUsed="1" w:qFormat="1"/>
-    <w:lsdException w:name="heading 4" w:semiHidden="1" w:uiPriority="9" w:unhideWhenUsed="1" w:qFormat="1"/>
-    <w:lsdException w:name="heading 5" w:semiHidden="1" w:uiPriority="9" w:unhideWhenUsed="1" w:qFormat="1"/>
-    <w:lsdException w:name="heading 6" w:semiHidden="1" w:uiPriority="9" w:unhideWhenUsed="1" w:qFormat="1"/>
-    <w:lsdException w:name="heading 7" w:semiHidden="1" w:uiPriority="9" w:unhideWhenUsed="1" w:qFormat="1"/>
-    <w:lsdException w:name="heading 8" w:semiHidden="1" w:uiPriority="9" w:unhideWhenUsed="1" w:qFormat="1"/>
-    <w:lsdException w:name="heading 9" w:semiHidden="1" w:uiPriority="9" w:unhideWhenUsed="1" w:qFormat="1"/>
+    <w:lsdException w:name="heading 2" w:uiPriority="9" w:semiHidden="1" w:unhideWhenUsed="1" w:qFormat="1"/>
+    <w:lsdException w:name="heading 3" w:uiPriority="9" w:semiHidden="1" w:unhideWhenUsed="1" w:qFormat="1"/>
+    <w:lsdException w:name="heading 4" w:uiPriority="9" w:semiHidden="1" w:unhideWhenUsed="1" w:qFormat="1"/>
+    <w:lsdException w:name="heading 5" w:uiPriority="9" w:semiHidden="1" w:unhideWhenUsed="1" w:qFormat="1"/>
+    <w:lsdException w:name="heading 6" w:uiPriority="9" w:semiHidden="1" w:unhideWhenUsed="1" w:qFormat="1"/>
+    <w:lsdException w:name="heading 7" w:uiPriority="9" w:semiHidden="1" w:unhideWhenUsed="1" w:qFormat="1"/>
+    <w:lsdException w:name="heading 8" w:uiPriority="9" w:semiHidden="1" w:unhideWhenUsed="1" w:qFormat="1"/>
+    <w:lsdException w:name="heading 9" w:uiPriority="9" w:semiHidden="1" w:unhideWhenUsed="1" w:qFormat="1"/>
     <w:lsdException w:name="index 1" w:semiHidden="1" w:unhideWhenUsed="1"/>
     <w:lsdException w:name="index 2" w:semiHidden="1" w:unhideWhenUsed="1"/>
     <w:lsdException w:name="index 3" w:semiHidden="1" w:unhideWhenUsed="1"/>
@@ -1044,22 +2095,22 @@
     <w:lsdException w:name="index 7" w:semiHidden="1" w:unhideWhenUsed="1"/>
     <w:lsdException w:name="index 8" w:semiHidden="1" w:unhideWhenUsed="1"/>
     <w:lsdException w:name="index 9" w:semiHidden="1" w:unhideWhenUsed="1"/>
-    <w:lsdException w:name="toc 1" w:semiHidden="1" w:uiPriority="39" w:unhideWhenUsed="1"/>
-    <w:lsdException w:name="toc 2" w:semiHidden="1" w:uiPriority="39" w:unhideWhenUsed="1"/>
-    <w:lsdException w:name="toc 3" w:semiHidden="1" w:uiPriority="39" w:unhideWhenUsed="1"/>
-    <w:lsdException w:name="toc 4" w:semiHidden="1" w:uiPriority="39" w:unhideWhenUsed="1"/>
-    <w:lsdException w:name="toc 5" w:semiHidden="1" w:uiPriority="39" w:unhideWhenUsed="1"/>
-    <w:lsdException w:name="toc 6" w:semiHidden="1" w:uiPriority="39" w:unhideWhenUsed="1"/>
-    <w:lsdException w:name="toc 7" w:semiHidden="1" w:uiPriority="39" w:unhideWhenUsed="1"/>
-    <w:lsdException w:name="toc 8" w:semiHidden="1" w:uiPriority="39" w:unhideWhenUsed="1"/>
-    <w:lsdException w:name="toc 9" w:semiHidden="1" w:uiPriority="39" w:unhideWhenUsed="1"/>
+    <w:lsdException w:name="toc 1" w:uiPriority="39" w:semiHidden="1" w:unhideWhenUsed="1"/>
+    <w:lsdException w:name="toc 2" w:uiPriority="39" w:semiHidden="1" w:unhideWhenUsed="1"/>
+    <w:lsdException w:name="toc 3" w:uiPriority="39" w:semiHidden="1" w:unhideWhenUsed="1"/>
+    <w:lsdException w:name="toc 4" w:uiPriority="39" w:semiHidden="1" w:unhideWhenUsed="1"/>
+    <w:lsdException w:name="toc 5" w:uiPriority="39" w:semiHidden="1" w:unhideWhenUsed="1"/>
+    <w:lsdException w:name="toc 6" w:uiPriority="39" w:semiHidden="1" w:unhideWhenUsed="1"/>
+    <w:lsdException w:name="toc 7" w:uiPriority="39" w:semiHidden="1" w:unhideWhenUsed="1"/>
+    <w:lsdException w:name="toc 8" w:uiPriority="39" w:semiHidden="1" w:unhideWhenUsed="1"/>
+    <w:lsdException w:name="toc 9" w:uiPriority="39" w:semiHidden="1" w:unhideWhenUsed="1"/>
     <w:lsdException w:name="Normal Indent" w:semiHidden="1" w:unhideWhenUsed="1"/>
     <w:lsdException w:name="footnote text" w:semiHidden="1" w:unhideWhenUsed="1"/>
     <w:lsdException w:name="annotation text" w:semiHidden="1" w:unhideWhenUsed="1"/>
     <w:lsdException w:name="header" w:semiHidden="1" w:unhideWhenUsed="1"/>
     <w:lsdException w:name="footer" w:semiHidden="1" w:unhideWhenUsed="1"/>
     <w:lsdException w:name="index heading" w:semiHidden="1" w:unhideWhenUsed="1"/>
-    <w:lsdException w:name="caption" w:semiHidden="1" w:uiPriority="35" w:unhideWhenUsed="1" w:qFormat="1"/>
+    <w:lsdException w:name="caption" w:uiPriority="35" w:semiHidden="1" w:unhideWhenUsed="1" w:qFormat="1"/>
     <w:lsdException w:name="table of figures" w:semiHidden="1" w:unhideWhenUsed="1"/>
     <w:lsdException w:name="envelope address" w:semiHidden="1" w:unhideWhenUsed="1"/>
     <w:lsdException w:name="envelope return" w:semiHidden="1" w:unhideWhenUsed="1"/>
@@ -1090,7 +2141,7 @@
     <w:lsdException w:name="Title" w:uiPriority="10" w:qFormat="1"/>
     <w:lsdException w:name="Closing" w:semiHidden="1" w:unhideWhenUsed="1"/>
     <w:lsdException w:name="Signature" w:semiHidden="1" w:unhideWhenUsed="1"/>
-    <w:lsdException w:name="Default Paragraph Font" w:semiHidden="1" w:uiPriority="1" w:unhideWhenUsed="1"/>
+    <w:lsdException w:name="Default Paragraph Font" w:uiPriority="1" w:semiHidden="1" w:unhideWhenUsed="1"/>
     <w:lsdException w:name="Body Text" w:semiHidden="1" w:unhideWhenUsed="1"/>
     <w:lsdException w:name="Body Text Indent" w:semiHidden="1" w:unhideWhenUsed="1"/>
     <w:lsdException w:name="List Continue" w:semiHidden="1" w:unhideWhenUsed="1"/>
@@ -1290,8 +2341,8 @@
     <w:lsdException w:name="Subtle Reference" w:uiPriority="31" w:qFormat="1"/>
     <w:lsdException w:name="Intense Reference" w:uiPriority="32" w:qFormat="1"/>
     <w:lsdException w:name="Book Title" w:uiPriority="33" w:qFormat="1"/>
-    <w:lsdException w:name="Bibliography" w:semiHidden="1" w:uiPriority="37" w:unhideWhenUsed="1"/>
-    <w:lsdException w:name="TOC Heading" w:semiHidden="1" w:uiPriority="39" w:unhideWhenUsed="1" w:qFormat="1"/>
+    <w:lsdException w:name="Bibliography" w:uiPriority="37" w:semiHidden="1" w:unhideWhenUsed="1"/>
+    <w:lsdException w:name="TOC Heading" w:uiPriority="39" w:semiHidden="1" w:unhideWhenUsed="1" w:qFormat="1"/>
     <w:lsdException w:name="Plain Table 1" w:uiPriority="41"/>
     <w:lsdException w:name="Plain Table 2" w:uiPriority="42"/>
     <w:lsdException w:name="Plain Table 3" w:uiPriority="43"/>
@@ -1402,9 +2453,24 @@
     <w:lsdException w:name="Unresolved Mention" w:semiHidden="1" w:unhideWhenUsed="1"/>
     <w:lsdException w:name="Smart Link" w:semiHidden="1" w:unhideWhenUsed="1"/>
   </w:latentStyles>
-  <w:style w:type="paragraph" w:default="1" w:styleId="Normal">
+  <w:style w:type="paragraph" w:styleId="Normal" w:default="1">
     <w:name w:val="Normal"/>
     <w:qFormat/>
+    <w:pPr>
+      <w:widowControl/>
+      <w:bidi w:val="0"/>
+      <w:spacing w:lineRule="auto" w:line="278" w:before="0" w:after="160"/>
+      <w:jc w:val="start"/>
+    </w:pPr>
+    <w:rPr>
+      <w:rFonts w:ascii="Aptos" w:hAnsi="Aptos" w:eastAsia="游ゴシック" w:cs="Arial" w:asciiTheme="minorHAnsi" w:cstheme="minorBidi" w:eastAsiaTheme="minorEastAsia" w:hAnsiTheme="minorHAnsi"/>
+      <w:color w:val="auto"/>
+      <w:kern w:val="2"/>
+      <w:sz w:val="24"/>
+      <w:szCs w:val="24"/>
+      <w:lang w:val="en-US" w:eastAsia="ja-JP" w:bidi="ar-SA"/>
+      <w14:ligatures w14:val="standardContextual"/>
+    </w:rPr>
   </w:style>
   <w:style w:type="paragraph" w:styleId="Heading1">
     <w:name w:val="heading 1"/>
@@ -1413,16 +2479,16 @@
     <w:link w:val="Heading1Char"/>
     <w:uiPriority w:val="9"/>
     <w:qFormat/>
-    <w:rsid w:val="00997C92"/>
+    <w:rsid w:val="00997c92"/>
     <w:pPr>
-      <w:keepNext/>
+      <w:keepNext w:val="true"/>
       <w:keepLines/>
       <w:spacing w:before="360" w:after="80"/>
       <w:outlineLvl w:val="0"/>
     </w:pPr>
     <w:rPr>
-      <w:rFonts w:asciiTheme="majorHAnsi" w:eastAsiaTheme="majorEastAsia" w:hAnsiTheme="majorHAnsi" w:cstheme="majorBidi"/>
-      <w:color w:val="0F4761" w:themeColor="accent1" w:themeShade="BF"/>
+      <w:rFonts w:ascii="Aptos Display" w:hAnsi="Aptos Display" w:eastAsia="游ゴシック Light" w:cs="Times New Roman" w:asciiTheme="majorHAnsi" w:cstheme="majorBidi" w:eastAsiaTheme="majorEastAsia" w:hAnsiTheme="majorHAnsi"/>
+      <w:color w:themeColor="accent1" w:themeShade="bf" w:val="0F4761"/>
       <w:sz w:val="40"/>
       <w:szCs w:val="40"/>
     </w:rPr>
@@ -1436,16 +2502,16 @@
     <w:semiHidden/>
     <w:unhideWhenUsed/>
     <w:qFormat/>
-    <w:rsid w:val="00997C92"/>
+    <w:rsid w:val="00997c92"/>
     <w:pPr>
-      <w:keepNext/>
+      <w:keepNext w:val="true"/>
       <w:keepLines/>
       <w:spacing w:before="160" w:after="80"/>
       <w:outlineLvl w:val="1"/>
     </w:pPr>
     <w:rPr>
-      <w:rFonts w:asciiTheme="majorHAnsi" w:eastAsiaTheme="majorEastAsia" w:hAnsiTheme="majorHAnsi" w:cstheme="majorBidi"/>
-      <w:color w:val="0F4761" w:themeColor="accent1" w:themeShade="BF"/>
+      <w:rFonts w:ascii="Aptos Display" w:hAnsi="Aptos Display" w:eastAsia="游ゴシック Light" w:cs="Times New Roman" w:asciiTheme="majorHAnsi" w:cstheme="majorBidi" w:eastAsiaTheme="majorEastAsia" w:hAnsiTheme="majorHAnsi"/>
+      <w:color w:themeColor="accent1" w:themeShade="bf" w:val="0F4761"/>
       <w:sz w:val="32"/>
       <w:szCs w:val="32"/>
     </w:rPr>
@@ -1459,16 +2525,16 @@
     <w:semiHidden/>
     <w:unhideWhenUsed/>
     <w:qFormat/>
-    <w:rsid w:val="00997C92"/>
+    <w:rsid w:val="00997c92"/>
     <w:pPr>
-      <w:keepNext/>
+      <w:keepNext w:val="true"/>
       <w:keepLines/>
       <w:spacing w:before="160" w:after="80"/>
       <w:outlineLvl w:val="2"/>
     </w:pPr>
     <w:rPr>
-      <w:rFonts w:eastAsiaTheme="majorEastAsia" w:cstheme="majorBidi"/>
-      <w:color w:val="0F4761" w:themeColor="accent1" w:themeShade="BF"/>
+      <w:rFonts w:eastAsia="游ゴシック Light" w:cs="Times New Roman" w:cstheme="majorBidi" w:eastAsiaTheme="majorEastAsia"/>
+      <w:color w:themeColor="accent1" w:themeShade="bf" w:val="0F4761"/>
       <w:sz w:val="28"/>
       <w:szCs w:val="28"/>
     </w:rPr>
@@ -1482,18 +2548,18 @@
     <w:semiHidden/>
     <w:unhideWhenUsed/>
     <w:qFormat/>
-    <w:rsid w:val="00997C92"/>
+    <w:rsid w:val="00997c92"/>
     <w:pPr>
-      <w:keepNext/>
+      <w:keepNext w:val="true"/>
       <w:keepLines/>
       <w:spacing w:before="80" w:after="40"/>
       <w:outlineLvl w:val="3"/>
     </w:pPr>
     <w:rPr>
-      <w:rFonts w:eastAsiaTheme="majorEastAsia" w:cstheme="majorBidi"/>
+      <w:rFonts w:eastAsia="游ゴシック Light" w:cs="Times New Roman" w:cstheme="majorBidi" w:eastAsiaTheme="majorEastAsia"/>
       <w:i/>
       <w:iCs/>
-      <w:color w:val="0F4761" w:themeColor="accent1" w:themeShade="BF"/>
+      <w:color w:themeColor="accent1" w:themeShade="bf" w:val="0F4761"/>
     </w:rPr>
   </w:style>
   <w:style w:type="paragraph" w:styleId="Heading5">
@@ -1505,16 +2571,16 @@
     <w:semiHidden/>
     <w:unhideWhenUsed/>
     <w:qFormat/>
-    <w:rsid w:val="00997C92"/>
+    <w:rsid w:val="00997c92"/>
     <w:pPr>
-      <w:keepNext/>
+      <w:keepNext w:val="true"/>
       <w:keepLines/>
       <w:spacing w:before="80" w:after="40"/>
       <w:outlineLvl w:val="4"/>
     </w:pPr>
     <w:rPr>
-      <w:rFonts w:eastAsiaTheme="majorEastAsia" w:cstheme="majorBidi"/>
-      <w:color w:val="0F4761" w:themeColor="accent1" w:themeShade="BF"/>
+      <w:rFonts w:eastAsia="游ゴシック Light" w:cs="Times New Roman" w:cstheme="majorBidi" w:eastAsiaTheme="majorEastAsia"/>
+      <w:color w:themeColor="accent1" w:themeShade="bf" w:val="0F4761"/>
     </w:rPr>
   </w:style>
   <w:style w:type="paragraph" w:styleId="Heading6">
@@ -1526,18 +2592,18 @@
     <w:semiHidden/>
     <w:unhideWhenUsed/>
     <w:qFormat/>
-    <w:rsid w:val="00997C92"/>
+    <w:rsid w:val="00997c92"/>
     <w:pPr>
-      <w:keepNext/>
+      <w:keepNext w:val="true"/>
       <w:keepLines/>
       <w:spacing w:before="40" w:after="0"/>
       <w:outlineLvl w:val="5"/>
     </w:pPr>
     <w:rPr>
-      <w:rFonts w:eastAsiaTheme="majorEastAsia" w:cstheme="majorBidi"/>
+      <w:rFonts w:eastAsia="游ゴシック Light" w:cs="Times New Roman" w:cstheme="majorBidi" w:eastAsiaTheme="majorEastAsia"/>
       <w:i/>
       <w:iCs/>
-      <w:color w:val="595959" w:themeColor="text1" w:themeTint="A6"/>
+      <w:color w:themeColor="text1" w:themeTint="a6" w:val="595959"/>
     </w:rPr>
   </w:style>
   <w:style w:type="paragraph" w:styleId="Heading7">
@@ -1549,16 +2615,16 @@
     <w:semiHidden/>
     <w:unhideWhenUsed/>
     <w:qFormat/>
-    <w:rsid w:val="00997C92"/>
+    <w:rsid w:val="00997c92"/>
     <w:pPr>
-      <w:keepNext/>
+      <w:keepNext w:val="true"/>
       <w:keepLines/>
       <w:spacing w:before="40" w:after="0"/>
       <w:outlineLvl w:val="6"/>
     </w:pPr>
     <w:rPr>
-      <w:rFonts w:eastAsiaTheme="majorEastAsia" w:cstheme="majorBidi"/>
-      <w:color w:val="595959" w:themeColor="text1" w:themeTint="A6"/>
+      <w:rFonts w:eastAsia="游ゴシック Light" w:cs="Times New Roman" w:cstheme="majorBidi" w:eastAsiaTheme="majorEastAsia"/>
+      <w:color w:themeColor="text1" w:themeTint="a6" w:val="595959"/>
     </w:rPr>
   </w:style>
   <w:style w:type="paragraph" w:styleId="Heading8">
@@ -1570,18 +2636,18 @@
     <w:semiHidden/>
     <w:unhideWhenUsed/>
     <w:qFormat/>
-    <w:rsid w:val="00997C92"/>
+    <w:rsid w:val="00997c92"/>
     <w:pPr>
-      <w:keepNext/>
+      <w:keepNext w:val="true"/>
       <w:keepLines/>
-      <w:spacing w:after="0"/>
+      <w:spacing w:before="0" w:after="0"/>
       <w:outlineLvl w:val="7"/>
     </w:pPr>
     <w:rPr>
-      <w:rFonts w:eastAsiaTheme="majorEastAsia" w:cstheme="majorBidi"/>
+      <w:rFonts w:eastAsia="游ゴシック Light" w:cs="Times New Roman" w:cstheme="majorBidi" w:eastAsiaTheme="majorEastAsia"/>
       <w:i/>
       <w:iCs/>
-      <w:color w:val="272727" w:themeColor="text1" w:themeTint="D8"/>
+      <w:color w:themeColor="text1" w:themeTint="d8" w:val="272727"/>
     </w:rPr>
   </w:style>
   <w:style w:type="paragraph" w:styleId="Heading9">
@@ -1593,23 +2659,391 @@
     <w:semiHidden/>
     <w:unhideWhenUsed/>
     <w:qFormat/>
-    <w:rsid w:val="00997C92"/>
+    <w:rsid w:val="00997c92"/>
     <w:pPr>
-      <w:keepNext/>
+      <w:keepNext w:val="true"/>
       <w:keepLines/>
-      <w:spacing w:after="0"/>
+      <w:spacing w:before="0" w:after="0"/>
       <w:outlineLvl w:val="8"/>
     </w:pPr>
     <w:rPr>
-      <w:rFonts w:eastAsiaTheme="majorEastAsia" w:cstheme="majorBidi"/>
-      <w:color w:val="272727" w:themeColor="text1" w:themeTint="D8"/>
+      <w:rFonts w:eastAsia="游ゴシック Light" w:cs="Times New Roman" w:cstheme="majorBidi" w:eastAsiaTheme="majorEastAsia"/>
+      <w:color w:themeColor="text1" w:themeTint="d8" w:val="272727"/>
     </w:rPr>
   </w:style>
-  <w:style w:type="character" w:default="1" w:styleId="DefaultParagraphFont">
+  <w:style w:type="character" w:styleId="DefaultParagraphFont" w:default="1">
     <w:name w:val="Default Paragraph Font"/>
     <w:uiPriority w:val="1"/>
     <w:semiHidden/>
     <w:unhideWhenUsed/>
+    <w:qFormat/>
+    <w:rPr/>
+  </w:style>
+  <w:style w:type="character" w:styleId="Heading1Char" w:customStyle="1">
+    <w:name w:val="Heading 1 Char"/>
+    <w:basedOn w:val="DefaultParagraphFont"/>
+    <w:link w:val="Heading1"/>
+    <w:uiPriority w:val="9"/>
+    <w:qFormat/>
+    <w:rsid w:val="00997c92"/>
+    <w:rPr>
+      <w:rFonts w:ascii="Aptos Display" w:hAnsi="Aptos Display" w:eastAsia="游ゴシック Light" w:cs="Times New Roman" w:asciiTheme="majorHAnsi" w:cstheme="majorBidi" w:eastAsiaTheme="majorEastAsia" w:hAnsiTheme="majorHAnsi"/>
+      <w:color w:themeColor="accent1" w:themeShade="bf" w:val="0F4761"/>
+      <w:sz w:val="40"/>
+      <w:szCs w:val="40"/>
+    </w:rPr>
+  </w:style>
+  <w:style w:type="character" w:styleId="Heading2Char" w:customStyle="1">
+    <w:name w:val="Heading 2 Char"/>
+    <w:basedOn w:val="DefaultParagraphFont"/>
+    <w:link w:val="Heading2"/>
+    <w:uiPriority w:val="9"/>
+    <w:semiHidden/>
+    <w:qFormat/>
+    <w:rsid w:val="00997c92"/>
+    <w:rPr>
+      <w:rFonts w:ascii="Aptos Display" w:hAnsi="Aptos Display" w:eastAsia="游ゴシック Light" w:cs="Times New Roman" w:asciiTheme="majorHAnsi" w:cstheme="majorBidi" w:eastAsiaTheme="majorEastAsia" w:hAnsiTheme="majorHAnsi"/>
+      <w:color w:themeColor="accent1" w:themeShade="bf" w:val="0F4761"/>
+      <w:sz w:val="32"/>
+      <w:szCs w:val="32"/>
+    </w:rPr>
+  </w:style>
+  <w:style w:type="character" w:styleId="Heading3Char" w:customStyle="1">
+    <w:name w:val="Heading 3 Char"/>
+    <w:basedOn w:val="DefaultParagraphFont"/>
+    <w:link w:val="Heading3"/>
+    <w:uiPriority w:val="9"/>
+    <w:semiHidden/>
+    <w:qFormat/>
+    <w:rsid w:val="00997c92"/>
+    <w:rPr>
+      <w:rFonts w:eastAsia="游ゴシック Light" w:cs="Times New Roman" w:cstheme="majorBidi" w:eastAsiaTheme="majorEastAsia"/>
+      <w:color w:themeColor="accent1" w:themeShade="bf" w:val="0F4761"/>
+      <w:sz w:val="28"/>
+      <w:szCs w:val="28"/>
+    </w:rPr>
+  </w:style>
+  <w:style w:type="character" w:styleId="Heading4Char" w:customStyle="1">
+    <w:name w:val="Heading 4 Char"/>
+    <w:basedOn w:val="DefaultParagraphFont"/>
+    <w:link w:val="Heading4"/>
+    <w:uiPriority w:val="9"/>
+    <w:semiHidden/>
+    <w:qFormat/>
+    <w:rsid w:val="00997c92"/>
+    <w:rPr>
+      <w:rFonts w:eastAsia="游ゴシック Light" w:cs="Times New Roman" w:cstheme="majorBidi" w:eastAsiaTheme="majorEastAsia"/>
+      <w:i/>
+      <w:iCs/>
+      <w:color w:themeColor="accent1" w:themeShade="bf" w:val="0F4761"/>
+    </w:rPr>
+  </w:style>
+  <w:style w:type="character" w:styleId="Heading5Char" w:customStyle="1">
+    <w:name w:val="Heading 5 Char"/>
+    <w:basedOn w:val="DefaultParagraphFont"/>
+    <w:link w:val="Heading5"/>
+    <w:uiPriority w:val="9"/>
+    <w:semiHidden/>
+    <w:qFormat/>
+    <w:rsid w:val="00997c92"/>
+    <w:rPr>
+      <w:rFonts w:eastAsia="游ゴシック Light" w:cs="Times New Roman" w:cstheme="majorBidi" w:eastAsiaTheme="majorEastAsia"/>
+      <w:color w:themeColor="accent1" w:themeShade="bf" w:val="0F4761"/>
+    </w:rPr>
+  </w:style>
+  <w:style w:type="character" w:styleId="Heading6Char" w:customStyle="1">
+    <w:name w:val="Heading 6 Char"/>
+    <w:basedOn w:val="DefaultParagraphFont"/>
+    <w:link w:val="Heading6"/>
+    <w:uiPriority w:val="9"/>
+    <w:semiHidden/>
+    <w:qFormat/>
+    <w:rsid w:val="00997c92"/>
+    <w:rPr>
+      <w:rFonts w:eastAsia="游ゴシック Light" w:cs="Times New Roman" w:cstheme="majorBidi" w:eastAsiaTheme="majorEastAsia"/>
+      <w:i/>
+      <w:iCs/>
+      <w:color w:themeColor="text1" w:themeTint="a6" w:val="595959"/>
+    </w:rPr>
+  </w:style>
+  <w:style w:type="character" w:styleId="Heading7Char" w:customStyle="1">
+    <w:name w:val="Heading 7 Char"/>
+    <w:basedOn w:val="DefaultParagraphFont"/>
+    <w:link w:val="Heading7"/>
+    <w:uiPriority w:val="9"/>
+    <w:semiHidden/>
+    <w:qFormat/>
+    <w:rsid w:val="00997c92"/>
+    <w:rPr>
+      <w:rFonts w:eastAsia="游ゴシック Light" w:cs="Times New Roman" w:cstheme="majorBidi" w:eastAsiaTheme="majorEastAsia"/>
+      <w:color w:themeColor="text1" w:themeTint="a6" w:val="595959"/>
+    </w:rPr>
+  </w:style>
+  <w:style w:type="character" w:styleId="Heading8Char" w:customStyle="1">
+    <w:name w:val="Heading 8 Char"/>
+    <w:basedOn w:val="DefaultParagraphFont"/>
+    <w:link w:val="Heading8"/>
+    <w:uiPriority w:val="9"/>
+    <w:semiHidden/>
+    <w:qFormat/>
+    <w:rsid w:val="00997c92"/>
+    <w:rPr>
+      <w:rFonts w:eastAsia="游ゴシック Light" w:cs="Times New Roman" w:cstheme="majorBidi" w:eastAsiaTheme="majorEastAsia"/>
+      <w:i/>
+      <w:iCs/>
+      <w:color w:themeColor="text1" w:themeTint="d8" w:val="272727"/>
+    </w:rPr>
+  </w:style>
+  <w:style w:type="character" w:styleId="Heading9Char" w:customStyle="1">
+    <w:name w:val="Heading 9 Char"/>
+    <w:basedOn w:val="DefaultParagraphFont"/>
+    <w:link w:val="Heading9"/>
+    <w:uiPriority w:val="9"/>
+    <w:semiHidden/>
+    <w:qFormat/>
+    <w:rsid w:val="00997c92"/>
+    <w:rPr>
+      <w:rFonts w:eastAsia="游ゴシック Light" w:cs="Times New Roman" w:cstheme="majorBidi" w:eastAsiaTheme="majorEastAsia"/>
+      <w:color w:themeColor="text1" w:themeTint="d8" w:val="272727"/>
+    </w:rPr>
+  </w:style>
+  <w:style w:type="character" w:styleId="TitleChar" w:customStyle="1">
+    <w:name w:val="Title Char"/>
+    <w:basedOn w:val="DefaultParagraphFont"/>
+    <w:link w:val="Title"/>
+    <w:uiPriority w:val="10"/>
+    <w:qFormat/>
+    <w:rsid w:val="00997c92"/>
+    <w:rPr>
+      <w:rFonts w:ascii="Aptos Display" w:hAnsi="Aptos Display" w:eastAsia="游ゴシック Light" w:cs="Times New Roman" w:asciiTheme="majorHAnsi" w:cstheme="majorBidi" w:eastAsiaTheme="majorEastAsia" w:hAnsiTheme="majorHAnsi"/>
+      <w:spacing w:val="-10"/>
+      <w:kern w:val="2"/>
+      <w:sz w:val="56"/>
+      <w:szCs w:val="56"/>
+    </w:rPr>
+  </w:style>
+  <w:style w:type="character" w:styleId="SubtitleChar" w:customStyle="1">
+    <w:name w:val="Subtitle Char"/>
+    <w:basedOn w:val="DefaultParagraphFont"/>
+    <w:link w:val="Subtitle"/>
+    <w:uiPriority w:val="11"/>
+    <w:qFormat/>
+    <w:rsid w:val="00997c92"/>
+    <w:rPr>
+      <w:rFonts w:eastAsia="游ゴシック Light" w:cs="Times New Roman" w:cstheme="majorBidi" w:eastAsiaTheme="majorEastAsia"/>
+      <w:color w:themeColor="text1" w:themeTint="a6" w:val="595959"/>
+      <w:spacing w:val="15"/>
+      <w:sz w:val="28"/>
+      <w:szCs w:val="28"/>
+    </w:rPr>
+  </w:style>
+  <w:style w:type="character" w:styleId="QuoteChar" w:customStyle="1">
+    <w:name w:val="Quote Char"/>
+    <w:basedOn w:val="DefaultParagraphFont"/>
+    <w:link w:val="Quote"/>
+    <w:uiPriority w:val="29"/>
+    <w:qFormat/>
+    <w:rsid w:val="00997c92"/>
+    <w:rPr>
+      <w:i/>
+      <w:iCs/>
+      <w:color w:themeColor="text1" w:themeTint="bf" w:val="404040"/>
+    </w:rPr>
+  </w:style>
+  <w:style w:type="character" w:styleId="IntenseEmphasis">
+    <w:name w:val="Intense Emphasis"/>
+    <w:basedOn w:val="DefaultParagraphFont"/>
+    <w:uiPriority w:val="21"/>
+    <w:qFormat/>
+    <w:rsid w:val="00997c92"/>
+    <w:rPr>
+      <w:i/>
+      <w:iCs/>
+      <w:color w:themeColor="accent1" w:themeShade="bf" w:val="0F4761"/>
+    </w:rPr>
+  </w:style>
+  <w:style w:type="character" w:styleId="IntenseQuoteChar" w:customStyle="1">
+    <w:name w:val="Intense Quote Char"/>
+    <w:basedOn w:val="DefaultParagraphFont"/>
+    <w:link w:val="IntenseQuote"/>
+    <w:uiPriority w:val="30"/>
+    <w:qFormat/>
+    <w:rsid w:val="00997c92"/>
+    <w:rPr>
+      <w:i/>
+      <w:iCs/>
+      <w:color w:themeColor="accent1" w:themeShade="bf" w:val="0F4761"/>
+    </w:rPr>
+  </w:style>
+  <w:style w:type="character" w:styleId="IntenseReference">
+    <w:name w:val="Intense Reference"/>
+    <w:basedOn w:val="DefaultParagraphFont"/>
+    <w:uiPriority w:val="32"/>
+    <w:qFormat/>
+    <w:rsid w:val="00997c92"/>
+    <w:rPr>
+      <w:b/>
+      <w:bCs/>
+      <w:smallCaps/>
+      <w:color w:themeColor="accent1" w:themeShade="bf" w:val="0F4761"/>
+      <w:spacing w:val="5"/>
+    </w:rPr>
+  </w:style>
+  <w:style w:type="paragraph" w:styleId="Heading">
+    <w:name w:val="Heading"/>
+    <w:basedOn w:val="Normal"/>
+    <w:next w:val="BodyText"/>
+    <w:qFormat/>
+    <w:pPr>
+      <w:keepNext w:val="true"/>
+      <w:spacing w:before="240" w:after="120"/>
+    </w:pPr>
+    <w:rPr>
+      <w:rFonts w:ascii="Noto Sans" w:hAnsi="Noto Sans" w:eastAsia="Noto Sans CJK SC" w:cs="Noto Sans Devanagari"/>
+      <w:sz w:val="28"/>
+      <w:szCs w:val="28"/>
+    </w:rPr>
+  </w:style>
+  <w:style w:type="paragraph" w:styleId="BodyText">
+    <w:name w:val="Body Text"/>
+    <w:basedOn w:val="Normal"/>
+    <w:pPr>
+      <w:spacing w:lineRule="auto" w:line="276" w:before="0" w:after="140"/>
+    </w:pPr>
+    <w:rPr/>
+  </w:style>
+  <w:style w:type="paragraph" w:styleId="List">
+    <w:name w:val="List"/>
+    <w:basedOn w:val="BodyText"/>
+    <w:pPr/>
+    <w:rPr>
+      <w:rFonts w:ascii="Noto Sans" w:hAnsi="Noto Sans" w:cs="Noto Sans Devanagari"/>
+    </w:rPr>
+  </w:style>
+  <w:style w:type="paragraph" w:styleId="Caption">
+    <w:name w:val="caption"/>
+    <w:basedOn w:val="Normal"/>
+    <w:qFormat/>
+    <w:pPr>
+      <w:suppressLineNumbers/>
+      <w:spacing w:before="120" w:after="120"/>
+    </w:pPr>
+    <w:rPr>
+      <w:rFonts w:ascii="Noto Sans" w:hAnsi="Noto Sans" w:cs="Noto Sans Devanagari"/>
+      <w:i/>
+      <w:iCs/>
+      <w:sz w:val="24"/>
+      <w:szCs w:val="24"/>
+    </w:rPr>
+  </w:style>
+  <w:style w:type="paragraph" w:styleId="Index">
+    <w:name w:val="Index"/>
+    <w:basedOn w:val="Normal"/>
+    <w:qFormat/>
+    <w:pPr>
+      <w:suppressLineNumbers/>
+    </w:pPr>
+    <w:rPr>
+      <w:rFonts w:ascii="Noto Sans" w:hAnsi="Noto Sans" w:cs="Noto Sans Devanagari"/>
+    </w:rPr>
+  </w:style>
+  <w:style w:type="paragraph" w:styleId="Title">
+    <w:name w:val="Title"/>
+    <w:basedOn w:val="Normal"/>
+    <w:next w:val="Normal"/>
+    <w:link w:val="TitleChar"/>
+    <w:uiPriority w:val="10"/>
+    <w:qFormat/>
+    <w:rsid w:val="00997c92"/>
+    <w:pPr>
+      <w:spacing w:lineRule="auto" w:line="240" w:before="0" w:after="80"/>
+      <w:contextualSpacing/>
+    </w:pPr>
+    <w:rPr>
+      <w:rFonts w:ascii="Aptos Display" w:hAnsi="Aptos Display" w:eastAsia="游ゴシック Light" w:cs="Times New Roman" w:asciiTheme="majorHAnsi" w:cstheme="majorBidi" w:eastAsiaTheme="majorEastAsia" w:hAnsiTheme="majorHAnsi"/>
+      <w:spacing w:val="-10"/>
+      <w:kern w:val="2"/>
+      <w:sz w:val="56"/>
+      <w:szCs w:val="56"/>
+    </w:rPr>
+  </w:style>
+  <w:style w:type="paragraph" w:styleId="Subtitle">
+    <w:name w:val="Subtitle"/>
+    <w:basedOn w:val="Normal"/>
+    <w:next w:val="Normal"/>
+    <w:link w:val="SubtitleChar"/>
+    <w:uiPriority w:val="11"/>
+    <w:qFormat/>
+    <w:rsid w:val="00997c92"/>
+    <w:pPr/>
+    <w:rPr>
+      <w:rFonts w:eastAsia="游ゴシック Light" w:cs="Times New Roman" w:cstheme="majorBidi" w:eastAsiaTheme="majorEastAsia"/>
+      <w:color w:themeColor="text1" w:themeTint="a6" w:val="595959"/>
+      <w:spacing w:val="15"/>
+      <w:sz w:val="28"/>
+      <w:szCs w:val="28"/>
+    </w:rPr>
+  </w:style>
+  <w:style w:type="paragraph" w:styleId="Quote">
+    <w:name w:val="Quote"/>
+    <w:basedOn w:val="Normal"/>
+    <w:next w:val="Normal"/>
+    <w:link w:val="QuoteChar"/>
+    <w:uiPriority w:val="29"/>
+    <w:qFormat/>
+    <w:rsid w:val="00997c92"/>
+    <w:pPr>
+      <w:spacing w:before="160" w:after="160"/>
+      <w:jc w:val="center"/>
+    </w:pPr>
+    <w:rPr>
+      <w:i/>
+      <w:iCs/>
+      <w:color w:themeColor="text1" w:themeTint="bf" w:val="404040"/>
+    </w:rPr>
+  </w:style>
+  <w:style w:type="paragraph" w:styleId="ListParagraph">
+    <w:name w:val="List Paragraph"/>
+    <w:basedOn w:val="Normal"/>
+    <w:uiPriority w:val="34"/>
+    <w:qFormat/>
+    <w:rsid w:val="00997c92"/>
+    <w:pPr>
+      <w:spacing w:before="0" w:after="160"/>
+      <w:ind w:start="720"/>
+      <w:contextualSpacing/>
+    </w:pPr>
+    <w:rPr/>
+  </w:style>
+  <w:style w:type="paragraph" w:styleId="IntenseQuote">
+    <w:name w:val="Intense Quote"/>
+    <w:basedOn w:val="Normal"/>
+    <w:next w:val="Normal"/>
+    <w:link w:val="IntenseQuoteChar"/>
+    <w:uiPriority w:val="30"/>
+    <w:qFormat/>
+    <w:rsid w:val="00997c92"/>
+    <w:pPr>
+      <w:pBdr>
+        <w:top w:val="single" w:sz="4" w:space="10" w:color="0F4761" w:themeColor="accent1" w:themeShade="bf"/>
+        <w:bottom w:val="single" w:sz="4" w:space="10" w:color="0F4761" w:themeColor="accent1" w:themeShade="bf"/>
+      </w:pBdr>
+      <w:spacing w:before="360" w:after="360"/>
+      <w:ind w:start="864" w:end="864"/>
+      <w:jc w:val="center"/>
+    </w:pPr>
+    <w:rPr>
+      <w:i/>
+      <w:iCs/>
+      <w:color w:themeColor="accent1" w:themeShade="bf" w:val="0F4761"/>
+    </w:rPr>
+  </w:style>
+  <w:style w:type="numbering" w:styleId="NoList" w:default="1">
+    <w:name w:val="No List"/>
+    <w:uiPriority w:val="99"/>
+    <w:semiHidden/>
+    <w:unhideWhenUsed/>
+    <w:qFormat/>
   </w:style>
   <w:style w:type="table" w:default="1" w:styleId="TableNormal">
     <w:name w:val="Normal Table"/>
@@ -1617,7 +3051,6 @@
     <w:semiHidden/>
     <w:unhideWhenUsed/>
     <w:tblPr>
-      <w:tblInd w:w="0" w:type="dxa"/>
       <w:tblCellMar>
         <w:top w:w="0" w:type="dxa"/>
         <w:left w:w="108" w:type="dxa"/>
@@ -1626,495 +3059,101 @@
       </w:tblCellMar>
     </w:tblPr>
   </w:style>
-  <w:style w:type="numbering" w:default="1" w:styleId="NoList">
-    <w:name w:val="No List"/>
-    <w:uiPriority w:val="99"/>
-    <w:semiHidden/>
-    <w:unhideWhenUsed/>
-  </w:style>
-  <w:style w:type="character" w:customStyle="1" w:styleId="Heading1Char">
-    <w:name w:val="Heading 1 Char"/>
-    <w:basedOn w:val="DefaultParagraphFont"/>
-    <w:link w:val="Heading1"/>
-    <w:uiPriority w:val="9"/>
-    <w:rsid w:val="00997C92"/>
-    <w:rPr>
-      <w:rFonts w:asciiTheme="majorHAnsi" w:eastAsiaTheme="majorEastAsia" w:hAnsiTheme="majorHAnsi" w:cstheme="majorBidi"/>
-      <w:color w:val="0F4761" w:themeColor="accent1" w:themeShade="BF"/>
-      <w:sz w:val="40"/>
-      <w:szCs w:val="40"/>
-    </w:rPr>
-  </w:style>
-  <w:style w:type="character" w:customStyle="1" w:styleId="Heading2Char">
-    <w:name w:val="Heading 2 Char"/>
-    <w:basedOn w:val="DefaultParagraphFont"/>
-    <w:link w:val="Heading2"/>
-    <w:uiPriority w:val="9"/>
-    <w:semiHidden/>
-    <w:rsid w:val="00997C92"/>
-    <w:rPr>
-      <w:rFonts w:asciiTheme="majorHAnsi" w:eastAsiaTheme="majorEastAsia" w:hAnsiTheme="majorHAnsi" w:cstheme="majorBidi"/>
-      <w:color w:val="0F4761" w:themeColor="accent1" w:themeShade="BF"/>
-      <w:sz w:val="32"/>
-      <w:szCs w:val="32"/>
-    </w:rPr>
-  </w:style>
-  <w:style w:type="character" w:customStyle="1" w:styleId="Heading3Char">
-    <w:name w:val="Heading 3 Char"/>
-    <w:basedOn w:val="DefaultParagraphFont"/>
-    <w:link w:val="Heading3"/>
-    <w:uiPriority w:val="9"/>
-    <w:semiHidden/>
-    <w:rsid w:val="00997C92"/>
-    <w:rPr>
-      <w:rFonts w:eastAsiaTheme="majorEastAsia" w:cstheme="majorBidi"/>
-      <w:color w:val="0F4761" w:themeColor="accent1" w:themeShade="BF"/>
-      <w:sz w:val="28"/>
-      <w:szCs w:val="28"/>
-    </w:rPr>
-  </w:style>
-  <w:style w:type="character" w:customStyle="1" w:styleId="Heading4Char">
-    <w:name w:val="Heading 4 Char"/>
-    <w:basedOn w:val="DefaultParagraphFont"/>
-    <w:link w:val="Heading4"/>
-    <w:uiPriority w:val="9"/>
-    <w:semiHidden/>
-    <w:rsid w:val="00997C92"/>
-    <w:rPr>
-      <w:rFonts w:eastAsiaTheme="majorEastAsia" w:cstheme="majorBidi"/>
-      <w:i/>
-      <w:iCs/>
-      <w:color w:val="0F4761" w:themeColor="accent1" w:themeShade="BF"/>
-    </w:rPr>
-  </w:style>
-  <w:style w:type="character" w:customStyle="1" w:styleId="Heading5Char">
-    <w:name w:val="Heading 5 Char"/>
-    <w:basedOn w:val="DefaultParagraphFont"/>
-    <w:link w:val="Heading5"/>
-    <w:uiPriority w:val="9"/>
-    <w:semiHidden/>
-    <w:rsid w:val="00997C92"/>
-    <w:rPr>
-      <w:rFonts w:eastAsiaTheme="majorEastAsia" w:cstheme="majorBidi"/>
-      <w:color w:val="0F4761" w:themeColor="accent1" w:themeShade="BF"/>
-    </w:rPr>
-  </w:style>
-  <w:style w:type="character" w:customStyle="1" w:styleId="Heading6Char">
-    <w:name w:val="Heading 6 Char"/>
-    <w:basedOn w:val="DefaultParagraphFont"/>
-    <w:link w:val="Heading6"/>
-    <w:uiPriority w:val="9"/>
-    <w:semiHidden/>
-    <w:rsid w:val="00997C92"/>
-    <w:rPr>
-      <w:rFonts w:eastAsiaTheme="majorEastAsia" w:cstheme="majorBidi"/>
-      <w:i/>
-      <w:iCs/>
-      <w:color w:val="595959" w:themeColor="text1" w:themeTint="A6"/>
-    </w:rPr>
-  </w:style>
-  <w:style w:type="character" w:customStyle="1" w:styleId="Heading7Char">
-    <w:name w:val="Heading 7 Char"/>
-    <w:basedOn w:val="DefaultParagraphFont"/>
-    <w:link w:val="Heading7"/>
-    <w:uiPriority w:val="9"/>
-    <w:semiHidden/>
-    <w:rsid w:val="00997C92"/>
-    <w:rPr>
-      <w:rFonts w:eastAsiaTheme="majorEastAsia" w:cstheme="majorBidi"/>
-      <w:color w:val="595959" w:themeColor="text1" w:themeTint="A6"/>
-    </w:rPr>
-  </w:style>
-  <w:style w:type="character" w:customStyle="1" w:styleId="Heading8Char">
-    <w:name w:val="Heading 8 Char"/>
-    <w:basedOn w:val="DefaultParagraphFont"/>
-    <w:link w:val="Heading8"/>
-    <w:uiPriority w:val="9"/>
-    <w:semiHidden/>
-    <w:rsid w:val="00997C92"/>
-    <w:rPr>
-      <w:rFonts w:eastAsiaTheme="majorEastAsia" w:cstheme="majorBidi"/>
-      <w:i/>
-      <w:iCs/>
-      <w:color w:val="272727" w:themeColor="text1" w:themeTint="D8"/>
-    </w:rPr>
-  </w:style>
-  <w:style w:type="character" w:customStyle="1" w:styleId="Heading9Char">
-    <w:name w:val="Heading 9 Char"/>
-    <w:basedOn w:val="DefaultParagraphFont"/>
-    <w:link w:val="Heading9"/>
-    <w:uiPriority w:val="9"/>
-    <w:semiHidden/>
-    <w:rsid w:val="00997C92"/>
-    <w:rPr>
-      <w:rFonts w:eastAsiaTheme="majorEastAsia" w:cstheme="majorBidi"/>
-      <w:color w:val="272727" w:themeColor="text1" w:themeTint="D8"/>
-    </w:rPr>
-  </w:style>
-  <w:style w:type="paragraph" w:styleId="Title">
-    <w:name w:val="Title"/>
-    <w:basedOn w:val="Normal"/>
-    <w:next w:val="Normal"/>
-    <w:link w:val="TitleChar"/>
-    <w:uiPriority w:val="10"/>
-    <w:qFormat/>
-    <w:rsid w:val="00997C92"/>
-    <w:pPr>
-      <w:spacing w:after="80" w:line="240" w:lineRule="auto"/>
-      <w:contextualSpacing/>
-    </w:pPr>
-    <w:rPr>
-      <w:rFonts w:asciiTheme="majorHAnsi" w:eastAsiaTheme="majorEastAsia" w:hAnsiTheme="majorHAnsi" w:cstheme="majorBidi"/>
-      <w:spacing w:val="-10"/>
-      <w:kern w:val="28"/>
-      <w:sz w:val="56"/>
-      <w:szCs w:val="56"/>
-    </w:rPr>
-  </w:style>
-  <w:style w:type="character" w:customStyle="1" w:styleId="TitleChar">
-    <w:name w:val="Title Char"/>
-    <w:basedOn w:val="DefaultParagraphFont"/>
-    <w:link w:val="Title"/>
-    <w:uiPriority w:val="10"/>
-    <w:rsid w:val="00997C92"/>
-    <w:rPr>
-      <w:rFonts w:asciiTheme="majorHAnsi" w:eastAsiaTheme="majorEastAsia" w:hAnsiTheme="majorHAnsi" w:cstheme="majorBidi"/>
-      <w:spacing w:val="-10"/>
-      <w:kern w:val="28"/>
-      <w:sz w:val="56"/>
-      <w:szCs w:val="56"/>
-    </w:rPr>
-  </w:style>
-  <w:style w:type="paragraph" w:styleId="Subtitle">
-    <w:name w:val="Subtitle"/>
-    <w:basedOn w:val="Normal"/>
-    <w:next w:val="Normal"/>
-    <w:link w:val="SubtitleChar"/>
-    <w:uiPriority w:val="11"/>
-    <w:qFormat/>
-    <w:rsid w:val="00997C92"/>
-    <w:pPr>
-      <w:numPr>
-        <w:ilvl w:val="1"/>
-      </w:numPr>
-    </w:pPr>
-    <w:rPr>
-      <w:rFonts w:eastAsiaTheme="majorEastAsia" w:cstheme="majorBidi"/>
-      <w:color w:val="595959" w:themeColor="text1" w:themeTint="A6"/>
-      <w:spacing w:val="15"/>
-      <w:sz w:val="28"/>
-      <w:szCs w:val="28"/>
-    </w:rPr>
-  </w:style>
-  <w:style w:type="character" w:customStyle="1" w:styleId="SubtitleChar">
-    <w:name w:val="Subtitle Char"/>
-    <w:basedOn w:val="DefaultParagraphFont"/>
-    <w:link w:val="Subtitle"/>
-    <w:uiPriority w:val="11"/>
-    <w:rsid w:val="00997C92"/>
-    <w:rPr>
-      <w:rFonts w:eastAsiaTheme="majorEastAsia" w:cstheme="majorBidi"/>
-      <w:color w:val="595959" w:themeColor="text1" w:themeTint="A6"/>
-      <w:spacing w:val="15"/>
-      <w:sz w:val="28"/>
-      <w:szCs w:val="28"/>
-    </w:rPr>
-  </w:style>
-  <w:style w:type="paragraph" w:styleId="Quote">
-    <w:name w:val="Quote"/>
-    <w:basedOn w:val="Normal"/>
-    <w:next w:val="Normal"/>
-    <w:link w:val="QuoteChar"/>
-    <w:uiPriority w:val="29"/>
-    <w:qFormat/>
-    <w:rsid w:val="00997C92"/>
-    <w:pPr>
-      <w:spacing w:before="160"/>
-      <w:jc w:val="center"/>
-    </w:pPr>
-    <w:rPr>
-      <w:i/>
-      <w:iCs/>
-      <w:color w:val="404040" w:themeColor="text1" w:themeTint="BF"/>
-    </w:rPr>
-  </w:style>
-  <w:style w:type="character" w:customStyle="1" w:styleId="QuoteChar">
-    <w:name w:val="Quote Char"/>
-    <w:basedOn w:val="DefaultParagraphFont"/>
-    <w:link w:val="Quote"/>
-    <w:uiPriority w:val="29"/>
-    <w:rsid w:val="00997C92"/>
-    <w:rPr>
-      <w:i/>
-      <w:iCs/>
-      <w:color w:val="404040" w:themeColor="text1" w:themeTint="BF"/>
-    </w:rPr>
-  </w:style>
-  <w:style w:type="paragraph" w:styleId="ListParagraph">
-    <w:name w:val="List Paragraph"/>
-    <w:basedOn w:val="Normal"/>
-    <w:uiPriority w:val="34"/>
-    <w:qFormat/>
-    <w:rsid w:val="00997C92"/>
-    <w:pPr>
-      <w:ind w:left="720"/>
-      <w:contextualSpacing/>
-    </w:pPr>
-  </w:style>
-  <w:style w:type="character" w:styleId="IntenseEmphasis">
-    <w:name w:val="Intense Emphasis"/>
-    <w:basedOn w:val="DefaultParagraphFont"/>
-    <w:uiPriority w:val="21"/>
-    <w:qFormat/>
-    <w:rsid w:val="00997C92"/>
-    <w:rPr>
-      <w:i/>
-      <w:iCs/>
-      <w:color w:val="0F4761" w:themeColor="accent1" w:themeShade="BF"/>
-    </w:rPr>
-  </w:style>
-  <w:style w:type="paragraph" w:styleId="IntenseQuote">
-    <w:name w:val="Intense Quote"/>
-    <w:basedOn w:val="Normal"/>
-    <w:next w:val="Normal"/>
-    <w:link w:val="IntenseQuoteChar"/>
-    <w:uiPriority w:val="30"/>
-    <w:qFormat/>
-    <w:rsid w:val="00997C92"/>
-    <w:pPr>
-      <w:pBdr>
-        <w:top w:val="single" w:sz="4" w:space="10" w:color="0F4761" w:themeColor="accent1" w:themeShade="BF"/>
-        <w:bottom w:val="single" w:sz="4" w:space="10" w:color="0F4761" w:themeColor="accent1" w:themeShade="BF"/>
-      </w:pBdr>
-      <w:spacing w:before="360" w:after="360"/>
-      <w:ind w:left="864" w:right="864"/>
-      <w:jc w:val="center"/>
-    </w:pPr>
-    <w:rPr>
-      <w:i/>
-      <w:iCs/>
-      <w:color w:val="0F4761" w:themeColor="accent1" w:themeShade="BF"/>
-    </w:rPr>
-  </w:style>
-  <w:style w:type="character" w:customStyle="1" w:styleId="IntenseQuoteChar">
-    <w:name w:val="Intense Quote Char"/>
-    <w:basedOn w:val="DefaultParagraphFont"/>
-    <w:link w:val="IntenseQuote"/>
-    <w:uiPriority w:val="30"/>
-    <w:rsid w:val="00997C92"/>
-    <w:rPr>
-      <w:i/>
-      <w:iCs/>
-      <w:color w:val="0F4761" w:themeColor="accent1" w:themeShade="BF"/>
-    </w:rPr>
-  </w:style>
-  <w:style w:type="character" w:styleId="IntenseReference">
-    <w:name w:val="Intense Reference"/>
-    <w:basedOn w:val="DefaultParagraphFont"/>
-    <w:uiPriority w:val="32"/>
-    <w:qFormat/>
-    <w:rsid w:val="00997C92"/>
-    <w:rPr>
-      <w:b/>
-      <w:bCs/>
-      <w:smallCaps/>
-      <w:color w:val="0F4761" w:themeColor="accent1" w:themeShade="BF"/>
-      <w:spacing w:val="5"/>
-    </w:rPr>
-  </w:style>
 </w:styles>
 </file>
 
 <file path=word/theme/theme1.xml><?xml version="1.0" encoding="utf-8"?>
-<a:theme xmlns:a="http://schemas.openxmlformats.org/drawingml/2006/main" name="Office Theme">
+<a:theme xmlns:a="http://schemas.openxmlformats.org/drawingml/2006/main" xmlns:r="http://schemas.openxmlformats.org/officeDocument/2006/relationships" name="Office Theme">
   <a:themeElements>
     <a:clrScheme name="Office">
       <a:dk1>
-        <a:sysClr val="windowText" lastClr="000000"/>
+        <a:srgbClr val="000000"/>
       </a:dk1>
       <a:lt1>
-        <a:sysClr val="window" lastClr="FFFFFF"/>
+        <a:srgbClr val="ffffff"/>
       </a:lt1>
       <a:dk2>
-        <a:srgbClr val="0E2841"/>
+        <a:srgbClr val="0e2841"/>
       </a:dk2>
       <a:lt2>
-        <a:srgbClr val="E8E8E8"/>
+        <a:srgbClr val="e8e8e8"/>
       </a:lt2>
       <a:accent1>
         <a:srgbClr val="156082"/>
       </a:accent1>
       <a:accent2>
-        <a:srgbClr val="E97132"/>
+        <a:srgbClr val="e97132"/>
       </a:accent2>
       <a:accent3>
-        <a:srgbClr val="196B24"/>
+        <a:srgbClr val="196b24"/>
       </a:accent3>
       <a:accent4>
-        <a:srgbClr val="0F9ED5"/>
+        <a:srgbClr val="0f9ed5"/>
       </a:accent4>
       <a:accent5>
-        <a:srgbClr val="A02B93"/>
+        <a:srgbClr val="a02b93"/>
       </a:accent5>
       <a:accent6>
-        <a:srgbClr val="4EA72E"/>
+        <a:srgbClr val="4ea72e"/>
       </a:accent6>
       <a:hlink>
         <a:srgbClr val="467886"/>
       </a:hlink>
       <a:folHlink>
-        <a:srgbClr val="96607D"/>
+        <a:srgbClr val="96607d"/>
       </a:folHlink>
     </a:clrScheme>
     <a:fontScheme name="Office">
       <a:majorFont>
-        <a:latin typeface="Aptos Display" panose="02110004020202020204"/>
+        <a:latin typeface="Aptos Display" panose="02110004020202020204" pitchFamily="0" charset="1"/>
         <a:ea typeface=""/>
         <a:cs typeface=""/>
-        <a:font script="Jpan" typeface="游ゴシック Light"/>
-        <a:font script="Hang" typeface="맑은 고딕"/>
-        <a:font script="Hans" typeface="等线 Light"/>
-        <a:font script="Hant" typeface="新細明體"/>
-        <a:font script="Arab" typeface="Times New Roman"/>
-        <a:font script="Hebr" typeface="Times New Roman"/>
-        <a:font script="Thai" typeface="Angsana New"/>
-        <a:font script="Ethi" typeface="Nyala"/>
-        <a:font script="Beng" typeface="Vrinda"/>
-        <a:font script="Gujr" typeface="Shruti"/>
-        <a:font script="Khmr" typeface="MoolBoran"/>
-        <a:font script="Knda" typeface="Tunga"/>
-        <a:font script="Guru" typeface="Raavi"/>
-        <a:font script="Cans" typeface="Euphemia"/>
-        <a:font script="Cher" typeface="Plantagenet Cherokee"/>
-        <a:font script="Yiii" typeface="Microsoft Yi Baiti"/>
-        <a:font script="Tibt" typeface="Microsoft Himalaya"/>
-        <a:font script="Thaa" typeface="MV Boli"/>
-        <a:font script="Deva" typeface="Mangal"/>
-        <a:font script="Telu" typeface="Gautami"/>
-        <a:font script="Taml" typeface="Latha"/>
-        <a:font script="Syrc" typeface="Estrangelo Edessa"/>
-        <a:font script="Orya" typeface="Kalinga"/>
-        <a:font script="Mlym" typeface="Kartika"/>
-        <a:font script="Laoo" typeface="DokChampa"/>
-        <a:font script="Sinh" typeface="Iskoola Pota"/>
-        <a:font script="Mong" typeface="Mongolian Baiti"/>
-        <a:font script="Viet" typeface="Times New Roman"/>
-        <a:font script="Uigh" typeface="Microsoft Uighur"/>
-        <a:font script="Geor" typeface="Sylfaen"/>
-        <a:font script="Armn" typeface="Arial"/>
-        <a:font script="Bugi" typeface="Leelawadee UI"/>
-        <a:font script="Bopo" typeface="Microsoft JhengHei"/>
-        <a:font script="Java" typeface="Javanese Text"/>
-        <a:font script="Lisu" typeface="Segoe UI"/>
-        <a:font script="Mymr" typeface="Myanmar Text"/>
-        <a:font script="Nkoo" typeface="Ebrima"/>
-        <a:font script="Olck" typeface="Nirmala UI"/>
-        <a:font script="Osma" typeface="Ebrima"/>
-        <a:font script="Phag" typeface="Phagspa"/>
-        <a:font script="Syrn" typeface="Estrangelo Edessa"/>
-        <a:font script="Syrj" typeface="Estrangelo Edessa"/>
-        <a:font script="Syre" typeface="Estrangelo Edessa"/>
-        <a:font script="Sora" typeface="Nirmala UI"/>
-        <a:font script="Tale" typeface="Microsoft Tai Le"/>
-        <a:font script="Talu" typeface="Microsoft New Tai Lue"/>
-        <a:font script="Tfng" typeface="Ebrima"/>
       </a:majorFont>
       <a:minorFont>
-        <a:latin typeface="Aptos" panose="02110004020202020204"/>
+        <a:latin typeface="Aptos" panose="02110004020202020204" pitchFamily="0" charset="1"/>
         <a:ea typeface=""/>
         <a:cs typeface=""/>
-        <a:font script="Jpan" typeface="游ゴシック"/>
-        <a:font script="Hang" typeface="맑은 고딕"/>
-        <a:font script="Hans" typeface="等线"/>
-        <a:font script="Hant" typeface="新細明體"/>
-        <a:font script="Arab" typeface="Arial"/>
-        <a:font script="Hebr" typeface="Arial"/>
-        <a:font script="Thai" typeface="Cordia New"/>
-        <a:font script="Ethi" typeface="Nyala"/>
-        <a:font script="Beng" typeface="Vrinda"/>
-        <a:font script="Gujr" typeface="Shruti"/>
-        <a:font script="Khmr" typeface="DaunPenh"/>
-        <a:font script="Knda" typeface="Tunga"/>
-        <a:font script="Guru" typeface="Raavi"/>
-        <a:font script="Cans" typeface="Euphemia"/>
-        <a:font script="Cher" typeface="Plantagenet Cherokee"/>
-        <a:font script="Yiii" typeface="Microsoft Yi Baiti"/>
-        <a:font script="Tibt" typeface="Microsoft Himalaya"/>
-        <a:font script="Thaa" typeface="MV Boli"/>
-        <a:font script="Deva" typeface="Mangal"/>
-        <a:font script="Telu" typeface="Gautami"/>
-        <a:font script="Taml" typeface="Latha"/>
-        <a:font script="Syrc" typeface="Estrangelo Edessa"/>
-        <a:font script="Orya" typeface="Kalinga"/>
-        <a:font script="Mlym" typeface="Kartika"/>
-        <a:font script="Laoo" typeface="DokChampa"/>
-        <a:font script="Sinh" typeface="Iskoola Pota"/>
-        <a:font script="Mong" typeface="Mongolian Baiti"/>
-        <a:font script="Viet" typeface="Arial"/>
-        <a:font script="Uigh" typeface="Microsoft Uighur"/>
-        <a:font script="Geor" typeface="Sylfaen"/>
-        <a:font script="Armn" typeface="Arial"/>
-        <a:font script="Bugi" typeface="Leelawadee UI"/>
-        <a:font script="Bopo" typeface="Microsoft JhengHei"/>
-        <a:font script="Java" typeface="Javanese Text"/>
-        <a:font script="Lisu" typeface="Segoe UI"/>
-        <a:font script="Mymr" typeface="Myanmar Text"/>
-        <a:font script="Nkoo" typeface="Ebrima"/>
-        <a:font script="Olck" typeface="Nirmala UI"/>
-        <a:font script="Osma" typeface="Ebrima"/>
-        <a:font script="Phag" typeface="Phagspa"/>
-        <a:font script="Syrn" typeface="Estrangelo Edessa"/>
-        <a:font script="Syrj" typeface="Estrangelo Edessa"/>
-        <a:font script="Syre" typeface="Estrangelo Edessa"/>
-        <a:font script="Sora" typeface="Nirmala UI"/>
-        <a:font script="Tale" typeface="Microsoft Tai Le"/>
-        <a:font script="Talu" typeface="Microsoft New Tai Lue"/>
-        <a:font script="Tfng" typeface="Ebrima"/>
       </a:minorFont>
     </a:fontScheme>
-    <a:fmtScheme name="Office">
+    <a:fmtScheme>
       <a:fillStyleLst>
         <a:solidFill>
           <a:schemeClr val="phClr"/>
         </a:solidFill>
-        <a:gradFill rotWithShape="1">
+        <a:gradFill>
           <a:gsLst>
             <a:gs pos="0">
               <a:schemeClr val="phClr">
                 <a:lumMod val="110000"/>
-                <a:satMod val="105000"/>
                 <a:tint val="67000"/>
               </a:schemeClr>
             </a:gs>
             <a:gs pos="50000">
               <a:schemeClr val="phClr">
                 <a:lumMod val="105000"/>
-                <a:satMod val="103000"/>
                 <a:tint val="73000"/>
               </a:schemeClr>
             </a:gs>
             <a:gs pos="100000">
               <a:schemeClr val="phClr">
                 <a:lumMod val="105000"/>
-                <a:satMod val="109000"/>
                 <a:tint val="81000"/>
               </a:schemeClr>
             </a:gs>
           </a:gsLst>
           <a:lin ang="5400000" scaled="0"/>
+          <a:tileRect l="0" t="0" r="0" b="0"/>
         </a:gradFill>
-        <a:gradFill rotWithShape="1">
+        <a:gradFill>
           <a:gsLst>
             <a:gs pos="0">
               <a:schemeClr val="phClr">
-                <a:satMod val="103000"/>
                 <a:lumMod val="102000"/>
                 <a:tint val="94000"/>
               </a:schemeClr>
             </a:gs>
             <a:gs pos="50000">
               <a:schemeClr val="phClr">
-                <a:satMod val="110000"/>
                 <a:lumMod val="100000"/>
                 <a:shade val="100000"/>
               </a:schemeClr>
@@ -2122,33 +3161,24 @@
             <a:gs pos="100000">
               <a:schemeClr val="phClr">
                 <a:lumMod val="99000"/>
-                <a:satMod val="120000"/>
                 <a:shade val="78000"/>
               </a:schemeClr>
             </a:gs>
           </a:gsLst>
           <a:lin ang="5400000" scaled="0"/>
+          <a:tileRect l="0" t="0" r="0" b="0"/>
         </a:gradFill>
       </a:fillStyleLst>
       <a:lnStyleLst>
         <a:ln w="6350" cap="flat" cmpd="sng" algn="ctr">
-          <a:solidFill>
-            <a:schemeClr val="phClr"/>
-          </a:solidFill>
           <a:prstDash val="solid"/>
           <a:miter lim="800000"/>
         </a:ln>
         <a:ln w="12700" cap="flat" cmpd="sng" algn="ctr">
-          <a:solidFill>
-            <a:schemeClr val="phClr"/>
-          </a:solidFill>
           <a:prstDash val="solid"/>
           <a:miter lim="800000"/>
         </a:ln>
         <a:ln w="19050" cap="flat" cmpd="sng" algn="ctr">
-          <a:solidFill>
-            <a:schemeClr val="phClr"/>
-          </a:solidFill>
           <a:prstDash val="solid"/>
           <a:miter lim="800000"/>
         </a:ln>
@@ -2161,13 +3191,7 @@
           <a:effectLst/>
         </a:effectStyle>
         <a:effectStyle>
-          <a:effectLst>
-            <a:outerShdw blurRad="57150" dist="19050" dir="5400000" algn="ctr" rotWithShape="0">
-              <a:srgbClr val="000000">
-                <a:alpha val="63000"/>
-              </a:srgbClr>
-            </a:outerShdw>
-          </a:effectLst>
+          <a:effectLst/>
         </a:effectStyle>
       </a:effectStyleLst>
       <a:bgFillStyleLst>
@@ -2177,15 +3201,13 @@
         <a:solidFill>
           <a:schemeClr val="phClr">
             <a:tint val="95000"/>
-            <a:satMod val="170000"/>
           </a:schemeClr>
         </a:solidFill>
-        <a:gradFill rotWithShape="1">
+        <a:gradFill>
           <a:gsLst>
             <a:gs pos="0">
               <a:schemeClr val="phClr">
                 <a:tint val="93000"/>
-                <a:satMod val="150000"/>
                 <a:shade val="98000"/>
                 <a:lumMod val="102000"/>
               </a:schemeClr>
@@ -2193,7 +3215,6 @@
             <a:gs pos="50000">
               <a:schemeClr val="phClr">
                 <a:tint val="98000"/>
-                <a:satMod val="130000"/>
                 <a:shade val="90000"/>
                 <a:lumMod val="103000"/>
               </a:schemeClr>
@@ -2201,21 +3222,14 @@
             <a:gs pos="100000">
               <a:schemeClr val="phClr">
                 <a:shade val="63000"/>
-                <a:satMod val="120000"/>
               </a:schemeClr>
             </a:gs>
           </a:gsLst>
           <a:lin ang="5400000" scaled="0"/>
+          <a:tileRect l="0" t="0" r="0" b="0"/>
         </a:gradFill>
       </a:bgFillStyleLst>
     </a:fmtScheme>
   </a:themeElements>
-  <a:objectDefaults/>
-  <a:extraClrSchemeLst/>
-  <a:extLst>
-    <a:ext uri="{05A4C25C-085E-4340-85A3-A5531E510DB2}">
-      <thm15:themeFamily xmlns:thm15="http://schemas.microsoft.com/office/thememl/2012/main" name="Office Theme" id="{62F939B6-93AF-4DB8-9C6B-D6C7DFDC589F}" vid="{4A3C46E8-61CC-4603-A589-7422A47A8E4A}"/>
-    </a:ext>
-  </a:extLst>
 </a:theme>
 </file>